--- a/欧陆风云_广东.docx
+++ b/欧陆风云_广东.docx
@@ -29,7 +29,21 @@
         <w:rPr>
           <w:szCs w:val="21"/>
         </w:rPr>
-        <w:t>正统初年，广东赋税、海防与地方治安日益依赖卫所、宗族和商人维持。1443年末，朝廷整肃卫所并追查商税亏空，引发地方势力反弹。梁守谦在士绅、宗族武装和珠江水师支持下控制广州，又以招抚与军事镇压并用的方式，使除潮州外的广东各府先后归顺。</w:t>
+        <w:t>正统初年，广东赋税、海防与地方治安日益依赖卫所、宗族和商人维持。1443年末，朝廷整肃卫所并追查商税亏空，引发地方势力反弹。</w:t>
+      </w:r>
+      <w:proofErr w:type="gramStart"/>
+      <w:r>
+        <w:rPr>
+          <w:szCs w:val="21"/>
+        </w:rPr>
+        <w:t>梁守谦</w:t>
+      </w:r>
+      <w:proofErr w:type="gramEnd"/>
+      <w:r>
+        <w:rPr>
+          <w:szCs w:val="21"/>
+        </w:rPr>
+        <w:t>在士绅、宗族武装和珠江水师支持下控制广州，又以招抚与军事镇压并用的方式，使除潮州外的广东各府先后归顺。</w:t>
       </w:r>
     </w:p>
     <w:p>
@@ -44,42 +58,104 @@
         <w:rPr>
           <w:szCs w:val="21"/>
         </w:rPr>
-        <w:t>明廷随即派军南征，却被梁守毅利用岭南地形与水师优势击败。梁氏兄弟虽取得大胜，却深知广东无法长期承受明朝持续征讨，因此主动议和。他们放弃立即夺取潮州，</w:t>
-      </w:r>
-      <w:r>
-        <w:rPr>
-          <w:color w:val="EE0000"/>
+        <w:t>明</w:t>
+      </w:r>
+      <w:proofErr w:type="gramStart"/>
+      <w:r>
+        <w:rPr>
           <w:szCs w:val="21"/>
         </w:rPr>
-        <w:t>承认明帝的宗主地位并</w:t>
-      </w:r>
-      <w:r>
-        <w:rPr>
-          <w:rFonts w:hint="eastAsia"/>
-          <w:color w:val="EE0000"/>
+        <w:t>廷</w:t>
+      </w:r>
+      <w:proofErr w:type="gramEnd"/>
+      <w:r>
+        <w:rPr>
           <w:szCs w:val="21"/>
         </w:rPr>
-        <w:t>成为明廷的奉贡藩国</w:t>
-      </w:r>
+        <w:t>随即派军南征，却被</w:t>
+      </w:r>
+      <w:proofErr w:type="gramStart"/>
       <w:r>
         <w:rPr>
           <w:szCs w:val="21"/>
         </w:rPr>
-        <w:t>；明廷则暂停南征，</w:t>
-      </w:r>
-      <w:r>
-        <w:rPr>
-          <w:rFonts w:hint="eastAsia"/>
-          <w:color w:val="EE0000"/>
+        <w:t>梁守毅利用</w:t>
+      </w:r>
+      <w:proofErr w:type="gramEnd"/>
+      <w:r>
+        <w:rPr>
           <w:szCs w:val="21"/>
         </w:rPr>
-        <w:t>授予梁守谦岭南王称号，默许了</w:t>
-      </w:r>
-      <w:r>
-        <w:rPr>
-          <w:color w:val="EE0000"/>
+        <w:t>岭南地形与水师优势击败。梁氏兄弟虽取得大胜，却深知广东无法长期承受明朝持续征讨，因此主动议和。他们放弃立即夺取潮州，</w:t>
+      </w:r>
+      <w:r>
+        <w:rPr>
           <w:szCs w:val="21"/>
         </w:rPr>
+        <w:t>承</w:t>
+      </w:r>
+      <w:r>
+        <w:rPr>
+          <w:szCs w:val="21"/>
+        </w:rPr>
+        <w:t>认明帝的宗主地位并</w:t>
+      </w:r>
+      <w:r>
+        <w:rPr>
+          <w:rFonts w:hint="eastAsia"/>
+          <w:szCs w:val="21"/>
+        </w:rPr>
+        <w:t>成为明</w:t>
+      </w:r>
+      <w:proofErr w:type="gramStart"/>
+      <w:r>
+        <w:rPr>
+          <w:rFonts w:hint="eastAsia"/>
+          <w:szCs w:val="21"/>
+        </w:rPr>
+        <w:t>廷的奉贡藩国</w:t>
+      </w:r>
+      <w:proofErr w:type="gramEnd"/>
+      <w:r>
+        <w:rPr>
+          <w:szCs w:val="21"/>
+        </w:rPr>
+        <w:t>；明</w:t>
+      </w:r>
+      <w:proofErr w:type="gramStart"/>
+      <w:r>
+        <w:rPr>
+          <w:szCs w:val="21"/>
+        </w:rPr>
+        <w:t>廷</w:t>
+      </w:r>
+      <w:proofErr w:type="gramEnd"/>
+      <w:r>
+        <w:rPr>
+          <w:szCs w:val="21"/>
+        </w:rPr>
+        <w:t>则暂停南征，</w:t>
+      </w:r>
+      <w:proofErr w:type="gramStart"/>
+      <w:r>
+        <w:rPr>
+          <w:rFonts w:hint="eastAsia"/>
+          <w:szCs w:val="21"/>
+        </w:rPr>
+        <w:t>授予梁守谦</w:t>
+      </w:r>
+      <w:proofErr w:type="gramEnd"/>
+      <w:r>
+        <w:rPr>
+          <w:rFonts w:hint="eastAsia"/>
+          <w:szCs w:val="21"/>
+        </w:rPr>
+        <w:t>岭南王称号，默许了</w:t>
+      </w:r>
+      <w:r>
+        <w:rPr>
+          <w:szCs w:val="21"/>
+        </w:rPr>
         <w:t>梁氏对广东其余地区的统治。</w:t>
       </w:r>
     </w:p>
@@ -94,7 +170,6 @@
       <w:r>
         <w:rPr>
           <w:rFonts w:hint="eastAsia"/>
-          <w:color w:val="EE0000"/>
           <w:szCs w:val="21"/>
         </w:rPr>
         <w:t>虽战事已消</w:t>
@@ -103,15 +178,49 @@
         <w:rPr>
           <w:szCs w:val="21"/>
         </w:rPr>
-        <w:t>，但明廷仍保留对广东的主权声索，广东也没有放弃潮州。广西、大越和南洋诸国，都在观察这个新生的岭南政权。</w:t>
-      </w:r>
-    </w:p>
-    <w:p>
-      <w:pPr>
-        <w:rPr>
-          <w:rFonts w:hint="eastAsia"/>
+        <w:t>，但明</w:t>
+      </w:r>
+      <w:proofErr w:type="gramStart"/>
+      <w:r>
+        <w:rPr>
           <w:szCs w:val="21"/>
         </w:rPr>
+        <w:t>廷</w:t>
+      </w:r>
+      <w:proofErr w:type="gramEnd"/>
+      <w:r>
+        <w:rPr>
+          <w:szCs w:val="21"/>
+        </w:rPr>
+        <w:t>仍保留对广东的</w:t>
+      </w:r>
+      <w:proofErr w:type="gramStart"/>
+      <w:r>
+        <w:rPr>
+          <w:szCs w:val="21"/>
+        </w:rPr>
+        <w:t>主权声索</w:t>
+      </w:r>
+      <w:proofErr w:type="gramEnd"/>
+      <w:r>
+        <w:rPr>
+          <w:szCs w:val="21"/>
+        </w:rPr>
+        <w:t>，广东也没有放弃潮州。广西、</w:t>
+      </w:r>
+      <w:r>
+        <w:rPr>
+          <w:szCs w:val="21"/>
+        </w:rPr>
+        <w:t>大越和南洋诸国，都在观察这个新生的岭南政权。</w:t>
+      </w:r>
+    </w:p>
+    <w:p>
+      <w:pPr>
+        <w:rPr>
+          <w:rFonts w:hint="eastAsia"/>
+          <w:szCs w:val="21"/>
+        </w:rPr>
       </w:pPr>
     </w:p>
     <w:p>
@@ -150,33 +259,29 @@
         <w:rPr>
           <w:rFonts w:hint="eastAsia"/>
         </w:rPr>
-        <w:t xml:space="preserve">与 明 停战至 </w:t>
-      </w:r>
-      <w:r>
-        <w:rPr>
-          <w:rFonts w:hint="eastAsia"/>
-          <w:color w:val="EE0000"/>
-        </w:rPr>
-        <w:t>14</w:t>
-      </w:r>
-      <w:r>
-        <w:rPr>
-          <w:rFonts w:hint="eastAsia"/>
-          <w:color w:val="EE0000"/>
+        <w:t>与 明 停战至</w:t>
+      </w:r>
+      <w:r>
+        <w:rPr>
+          <w:rFonts w:hint="eastAsia"/>
+        </w:rPr>
+        <w:t xml:space="preserve"> 14</w:t>
+      </w:r>
+      <w:r>
+        <w:rPr>
+          <w:rFonts w:hint="eastAsia"/>
         </w:rPr>
         <w:t>49</w:t>
       </w:r>
       <w:r>
         <w:rPr>
           <w:rFonts w:hint="eastAsia"/>
-          <w:color w:val="EE0000"/>
         </w:rPr>
         <w:t>.11.1</w:t>
       </w:r>
       <w:r>
         <w:rPr>
           <w:rFonts w:hint="eastAsia"/>
-          <w:color w:val="EE0000"/>
         </w:rPr>
         <w:t>1</w:t>
       </w:r>
@@ -189,43 +294,49 @@
       <w:r>
         <w:rPr>
           <w:rFonts w:hint="eastAsia"/>
-          <w:color w:val="EE0000"/>
         </w:rPr>
         <w:t>到期</w:t>
       </w:r>
       <w:r>
         <w:rPr>
           <w:rFonts w:hint="eastAsia"/>
-          <w:color w:val="EE0000"/>
-        </w:rPr>
-        <w:t>弹出事件“续订和约”</w:t>
-      </w:r>
-      <w:r>
-        <w:rPr>
-          <w:rFonts w:hint="eastAsia"/>
-        </w:rPr>
-        <w:t>）</w:t>
-      </w:r>
-    </w:p>
-    <w:p>
-      <w:pPr>
-        <w:widowControl/>
-        <w:jc w:val="left"/>
-        <w:rPr>
-          <w:rFonts w:hint="eastAsia"/>
-        </w:rPr>
-      </w:pPr>
-      <w:r>
-        <w:rPr>
-          <w:rFonts w:hint="eastAsia"/>
-        </w:rPr>
-        <w:t xml:space="preserve">    是 明 的</w:t>
-      </w:r>
-      <w:r>
-        <w:rPr>
-          <w:rFonts w:hint="eastAsia"/>
-        </w:rPr>
-        <w:t>奉贡藩国（代替普通朝贡国）</w:t>
+        </w:rPr>
+        <w:t>弹出事件“续订和约”）</w:t>
+      </w:r>
+    </w:p>
+    <w:p>
+      <w:pPr>
+        <w:widowControl/>
+        <w:jc w:val="left"/>
+        <w:rPr>
+          <w:rFonts w:hint="eastAsia"/>
+        </w:rPr>
+      </w:pPr>
+      <w:r>
+        <w:rPr>
+          <w:rFonts w:hint="eastAsia"/>
+        </w:rPr>
+        <w:t xml:space="preserve">    是 明 </w:t>
+      </w:r>
+      <w:proofErr w:type="gramStart"/>
+      <w:r>
+        <w:rPr>
+          <w:rFonts w:hint="eastAsia"/>
+        </w:rPr>
+        <w:t>的</w:t>
+      </w:r>
+      <w:r>
+        <w:rPr>
+          <w:rFonts w:hint="eastAsia"/>
+        </w:rPr>
+        <w:t>奉贡藩国</w:t>
+      </w:r>
+      <w:proofErr w:type="gramEnd"/>
+      <w:r>
+        <w:rPr>
+          <w:rFonts w:hint="eastAsia"/>
+        </w:rPr>
+        <w:t>（代替普通朝贡国）</w:t>
       </w:r>
     </w:p>
     <w:p>
@@ -276,7 +387,21 @@
         <w:rPr>
           <w:rFonts w:hint="eastAsia"/>
         </w:rPr>
-        <w:t>8艘船停靠在广州 4艘商船2艘运输船2艘桨帆船</w:t>
+        <w:t>8艘船停靠在广州 4艘商船2艘运输船2艘</w:t>
+      </w:r>
+      <w:proofErr w:type="gramStart"/>
+      <w:r>
+        <w:rPr>
+          <w:rFonts w:hint="eastAsia"/>
+        </w:rPr>
+        <w:t>桨</w:t>
+      </w:r>
+      <w:proofErr w:type="gramEnd"/>
+      <w:r>
+        <w:rPr>
+          <w:rFonts w:hint="eastAsia"/>
+        </w:rPr>
+        <w:t>帆船</w:t>
       </w:r>
     </w:p>
     <w:p>
@@ -410,21 +535,18 @@
       <w:r>
         <w:rPr>
           <w:rFonts w:hint="eastAsia"/>
-          <w:color w:val="EE0000"/>
         </w:rPr>
         <w:t>+1</w:t>
       </w:r>
       <w:r>
         <w:rPr>
           <w:rFonts w:hint="eastAsia"/>
-          <w:color w:val="EE0000"/>
         </w:rPr>
         <w:t>0</w:t>
       </w:r>
       <w:r>
         <w:rPr>
           <w:rFonts w:hint="eastAsia"/>
-          <w:color w:val="EE0000"/>
         </w:rPr>
         <w:t>%</w:t>
       </w:r>
@@ -518,17 +640,13 @@
           <w:rFonts w:hint="eastAsia"/>
           <w:color w:val="EE0000"/>
         </w:rPr>
-        <w:t>（需要政府改革）</w:t>
-      </w:r>
-      <w:r>
-        <w:rPr>
-          <w:rFonts w:hint="eastAsia"/>
-        </w:rPr>
         <w:t xml:space="preserve"> </w:t>
       </w:r>
+      <w:proofErr w:type="gramStart"/>
       <w:r>
         <w:t>梁守谦</w:t>
       </w:r>
+      <w:proofErr w:type="gramEnd"/>
       <w:r>
         <w:rPr>
           <w:rFonts w:hint="eastAsia"/>
@@ -538,7 +656,6 @@
       <w:r>
         <w:rPr>
           <w:rFonts w:hint="eastAsia"/>
-          <w:color w:val="EE0000"/>
         </w:rPr>
         <w:t>5</w:t>
       </w:r>
@@ -564,18 +681,84 @@
       <w:r>
         <w:rPr>
           <w:rFonts w:hint="eastAsia"/>
-          <w:color w:val="EE0000"/>
-        </w:rPr>
-        <w:t>君主特质 全国叛乱度-2 全国腐败度-0.15</w:t>
-      </w:r>
-    </w:p>
-    <w:p>
-      <w:pPr>
-        <w:widowControl/>
-        <w:jc w:val="left"/>
-        <w:rPr>
-          <w:rFonts w:hint="eastAsia"/>
-          <w:color w:val="EE0000"/>
+        </w:rPr>
+        <w:t xml:space="preserve">君主特质 </w:t>
+      </w:r>
+      <w:r>
+        <w:rPr>
+          <w:rFonts w:hint="eastAsia"/>
+          <w:color w:val="EE0000"/>
+        </w:rPr>
+        <w:t>服众：每年</w:t>
+      </w:r>
+      <w:r>
+        <w:rPr>
+          <w:rFonts w:hint="eastAsia"/>
+          <w:color w:val="EE0000"/>
+        </w:rPr>
+        <w:t>威望+</w:t>
+      </w:r>
+      <w:r>
+        <w:rPr>
+          <w:rFonts w:hint="eastAsia"/>
+          <w:color w:val="EE0000"/>
+        </w:rPr>
+        <w:t>1</w:t>
+      </w:r>
+      <w:r>
+        <w:rPr>
+          <w:rFonts w:hint="eastAsia"/>
+          <w:color w:val="EE0000"/>
+        </w:rPr>
+        <w:t xml:space="preserve"> </w:t>
+      </w:r>
+      <w:r>
+        <w:rPr>
+          <w:rFonts w:hint="eastAsia"/>
+          <w:color w:val="EE0000"/>
+        </w:rPr>
+        <w:t>安</w:t>
+      </w:r>
+      <w:r>
+        <w:rPr>
+          <w:rFonts w:hint="eastAsia"/>
+          <w:color w:val="EE0000"/>
+        </w:rPr>
+        <w:t>民</w:t>
+      </w:r>
+      <w:r>
+        <w:rPr>
+          <w:rFonts w:hint="eastAsia"/>
+          <w:color w:val="EE0000"/>
+        </w:rPr>
+        <w:t>：</w:t>
+      </w:r>
+      <w:r>
+        <w:rPr>
+          <w:rFonts w:hint="eastAsia"/>
+        </w:rPr>
+        <w:t xml:space="preserve">全国叛乱度-2 </w:t>
+      </w:r>
+      <w:r>
+        <w:rPr>
+          <w:rFonts w:hint="eastAsia"/>
+          <w:color w:val="EE0000"/>
+        </w:rPr>
+        <w:t>肃贪：</w:t>
+      </w:r>
+      <w:r>
+        <w:rPr>
+          <w:rFonts w:hint="eastAsia"/>
+        </w:rPr>
+        <w:t>全国腐败度-0.15</w:t>
+      </w:r>
+    </w:p>
+    <w:p>
+      <w:pPr>
+        <w:widowControl/>
+        <w:jc w:val="left"/>
+        <w:rPr>
+          <w:rFonts w:hint="eastAsia"/>
         </w:rPr>
       </w:pPr>
       <w:r>
@@ -587,9 +770,11 @@
         </w:rPr>
         <w:t xml:space="preserve">继承人 </w:t>
       </w:r>
+      <w:proofErr w:type="gramStart"/>
       <w:r>
         <w:t>梁守毅</w:t>
       </w:r>
+      <w:proofErr w:type="gramEnd"/>
       <w:r>
         <w:rPr>
           <w:rFonts w:hint="eastAsia"/>
@@ -605,7 +790,6 @@
       <w:r>
         <w:rPr>
           <w:rFonts w:hint="eastAsia"/>
-          <w:color w:val="EE0000"/>
         </w:rPr>
         <w:t>君主特质 陆军士气+10%</w:t>
       </w:r>
@@ -661,6 +845,12 @@
         </w:rPr>
         <w:t>和约</w:t>
       </w:r>
+      <w:r>
+        <w:rPr>
+          <w:rFonts w:hint="eastAsia"/>
+        </w:rPr>
+        <w:t xml:space="preserve"> event</w:t>
+      </w:r>
     </w:p>
     <w:p>
       <w:pPr>
@@ -697,8 +887,16 @@
         <w:rPr>
           <w:rFonts w:hint="eastAsia"/>
         </w:rPr>
-        <w:t>事件图片：DIPLOMACY_eventPicture</w:t>
-      </w:r>
+        <w:t>事件图片：</w:t>
+      </w:r>
+      <w:proofErr w:type="spellStart"/>
+      <w:r>
+        <w:rPr>
+          <w:rFonts w:hint="eastAsia"/>
+        </w:rPr>
+        <w:t>DIPLOMACY_eventPicture</w:t>
+      </w:r>
+      <w:proofErr w:type="spellEnd"/>
     </w:p>
     <w:p>
       <w:pPr>
@@ -716,7 +914,21 @@
         <w:rPr>
           <w:rFonts w:hint="eastAsia"/>
         </w:rPr>
-        <w:t>事件前置条件：广东与明均存在，双方未相互交战，且双方的停战已经到期</w:t>
+        <w:t>事件前置条件：广东与明均存在，双方</w:t>
+      </w:r>
+      <w:proofErr w:type="gramStart"/>
+      <w:r>
+        <w:rPr>
+          <w:rFonts w:hint="eastAsia"/>
+        </w:rPr>
+        <w:t>未相互</w:t>
+      </w:r>
+      <w:proofErr w:type="gramEnd"/>
+      <w:r>
+        <w:rPr>
+          <w:rFonts w:hint="eastAsia"/>
+        </w:rPr>
+        <w:t>交战，且双方的停战已经到期</w:t>
       </w:r>
     </w:p>
     <w:p>
@@ -753,7 +965,21 @@
         <w:rPr>
           <w:rFonts w:hint="eastAsia"/>
         </w:rPr>
-        <w:t>1444年11月11日，梁守谦和梁守毅与明廷使者达成停战协议，如</w:t>
+        <w:t>1444年11月11日，梁守谦和梁守毅与明</w:t>
+      </w:r>
+      <w:proofErr w:type="gramStart"/>
+      <w:r>
+        <w:rPr>
+          <w:rFonts w:hint="eastAsia"/>
+        </w:rPr>
+        <w:t>廷</w:t>
+      </w:r>
+      <w:proofErr w:type="gramEnd"/>
+      <w:r>
+        <w:rPr>
+          <w:rFonts w:hint="eastAsia"/>
+        </w:rPr>
+        <w:t>使者达成停战协议，如</w:t>
       </w:r>
     </w:p>
     <w:p>
@@ -775,8 +1001,16 @@
         <w:rPr>
           <w:rFonts w:hint="eastAsia"/>
         </w:rPr>
-        <w:t>，守毅希望</w:t>
-      </w:r>
+        <w:t>，</w:t>
+      </w:r>
+      <w:proofErr w:type="gramStart"/>
+      <w:r>
+        <w:rPr>
+          <w:rFonts w:hint="eastAsia"/>
+        </w:rPr>
+        <w:t>守毅希望</w:t>
+      </w:r>
+      <w:proofErr w:type="gramEnd"/>
     </w:p>
     <w:p>
       <w:pPr>
@@ -1047,8 +1281,16 @@
         <w:rPr>
           <w:rFonts w:hint="eastAsia"/>
         </w:rPr>
-        <w:t>事件图片：BATTLE_eventPicture</w:t>
-      </w:r>
+        <w:t>事件图片：</w:t>
+      </w:r>
+      <w:proofErr w:type="spellStart"/>
+      <w:r>
+        <w:rPr>
+          <w:rFonts w:hint="eastAsia"/>
+        </w:rPr>
+        <w:t>BATTLE_eventPicture</w:t>
+      </w:r>
+      <w:proofErr w:type="spellEnd"/>
     </w:p>
     <w:p>
       <w:pPr>
@@ -1170,8 +1412,16 @@
         <w:rPr>
           <w:rFonts w:hint="eastAsia"/>
         </w:rPr>
-        <w:t>事件图片：DIPLOMACY_eventPicture</w:t>
-      </w:r>
+        <w:t>事件图片：</w:t>
+      </w:r>
+      <w:proofErr w:type="spellStart"/>
+      <w:r>
+        <w:rPr>
+          <w:rFonts w:hint="eastAsia"/>
+        </w:rPr>
+        <w:t>DIPLOMACY_eventPicture</w:t>
+      </w:r>
+      <w:proofErr w:type="spellEnd"/>
     </w:p>
     <w:p>
       <w:pPr>
@@ -1385,33 +1635,44 @@
       <w:pPr>
         <w:widowControl/>
         <w:jc w:val="left"/>
-        <w:rPr>
-          <w:rFonts w:hint="eastAsia"/>
-        </w:rPr>
-      </w:pPr>
-      <w:r>
-        <w:tab/>
-      </w:r>
-      <w:r>
-        <w:tab/>
-      </w:r>
-      <w:r>
-        <w:tab/>
-      </w:r>
-      <w:r>
-        <w:tab/>
-      </w:r>
-      <w:r>
-        <w:tab/>
-      </w:r>
-      <w:r>
-        <w:tab/>
-      </w:r>
-      <w:r>
-        <w:rPr>
-          <w:rFonts w:hint="eastAsia"/>
-        </w:rPr>
-        <w:t>效果：明获得500金币；威望-10，贵族忠诚度-10，商人忠诚度+10</w:t>
+      </w:pPr>
+      <w:r>
+        <w:tab/>
+      </w:r>
+      <w:r>
+        <w:tab/>
+      </w:r>
+      <w:r>
+        <w:tab/>
+      </w:r>
+      <w:r>
+        <w:tab/>
+      </w:r>
+      <w:r>
+        <w:tab/>
+      </w:r>
+      <w:r>
+        <w:tab/>
+      </w:r>
+      <w:r>
+        <w:rPr>
+          <w:rFonts w:hint="eastAsia"/>
+        </w:rPr>
+        <w:t>效果：</w:t>
+      </w:r>
+      <w:proofErr w:type="gramStart"/>
+      <w:r>
+        <w:rPr>
+          <w:rFonts w:hint="eastAsia"/>
+        </w:rPr>
+        <w:t>明获得</w:t>
+      </w:r>
+      <w:proofErr w:type="gramEnd"/>
+      <w:r>
+        <w:rPr>
+          <w:rFonts w:hint="eastAsia"/>
+        </w:rPr>
+        <w:t>500金币；威望-10，贵族忠诚度-10，商人忠诚</w:t>
       </w:r>
     </w:p>
     <w:p>
@@ -1427,6 +1688,22 @@
         <w:rPr>
           <w:rFonts w:hint="eastAsia"/>
         </w:rPr>
+        <w:t>度+10</w:t>
+      </w:r>
+    </w:p>
+    <w:p>
+      <w:pPr>
+        <w:widowControl/>
+        <w:ind w:firstLineChars="1500" w:firstLine="3150"/>
+        <w:jc w:val="left"/>
+        <w:rPr>
+          <w:rFonts w:hint="eastAsia"/>
+        </w:rPr>
+      </w:pPr>
+      <w:r>
+        <w:rPr>
+          <w:rFonts w:hint="eastAsia"/>
+        </w:rPr>
         <w:t>效果：明与广东重新获得为期5年的停战</w:t>
       </w:r>
     </w:p>
@@ -1491,26 +1768,61 @@
         <w:rPr>
           <w:rFonts w:hint="eastAsia"/>
         </w:rPr>
-        <w:t>事件图片：BATTLE_eventPicture</w:t>
-      </w:r>
+        <w:t>事件图片：</w:t>
+      </w:r>
+      <w:proofErr w:type="spellStart"/>
+      <w:r>
+        <w:rPr>
+          <w:rFonts w:hint="eastAsia"/>
+        </w:rPr>
+        <w:t>BATTLE_eventPicture</w:t>
+      </w:r>
+      <w:proofErr w:type="spellEnd"/>
     </w:p>
     <w:p>
       <w:pPr>
         <w:widowControl/>
         <w:ind w:firstLine="420"/>
         <w:jc w:val="left"/>
-        <w:rPr>
-          <w:rFonts w:hint="eastAsia"/>
-        </w:rPr>
-      </w:pPr>
-      <w:r>
-        <w:tab/>
-      </w:r>
-      <w:r>
-        <w:rPr>
-          <w:rFonts w:hint="eastAsia"/>
-        </w:rPr>
-        <w:t>事件前置条件：广东仍然存在，且明选择事件“广东问题”的“财宝？我们不要这些垃圾”选项</w:t>
+      </w:pPr>
+      <w:r>
+        <w:tab/>
+      </w:r>
+      <w:r>
+        <w:rPr>
+          <w:rFonts w:hint="eastAsia"/>
+        </w:rPr>
+        <w:t>事件前置条件：广东仍然存在，且明选择事件“广东问题”的“财宝？我们不要这些</w:t>
+      </w:r>
+    </w:p>
+    <w:p>
+      <w:pPr>
+        <w:widowControl/>
+        <w:ind w:firstLineChars="1100" w:firstLine="2310"/>
+        <w:jc w:val="left"/>
+        <w:rPr>
+          <w:rFonts w:hint="eastAsia"/>
+        </w:rPr>
+      </w:pPr>
+      <w:r>
+        <w:rPr>
+          <w:rFonts w:hint="eastAsia"/>
+        </w:rPr>
+        <w:t>垃圾</w:t>
+      </w:r>
+      <w:proofErr w:type="gramStart"/>
+      <w:r>
+        <w:rPr>
+          <w:rFonts w:hint="eastAsia"/>
+        </w:rPr>
+        <w:t>”</w:t>
+      </w:r>
+      <w:proofErr w:type="gramEnd"/>
+      <w:r>
+        <w:rPr>
+          <w:rFonts w:hint="eastAsia"/>
+        </w:rPr>
+        <w:t>选项</w:t>
       </w:r>
     </w:p>
     <w:p>
@@ -1639,9 +1951,6 @@
         <w:widowControl/>
         <w:ind w:firstLineChars="1500" w:firstLine="3150"/>
         <w:jc w:val="left"/>
-        <w:rPr>
-          <w:rFonts w:hint="eastAsia"/>
-        </w:rPr>
       </w:pPr>
       <w:r>
         <w:rPr>
@@ -1653,12 +1962,2628 @@
     <w:p>
       <w:pPr>
         <w:widowControl/>
+        <w:jc w:val="left"/>
+      </w:pPr>
+    </w:p>
+    <w:p>
+      <w:pPr>
+        <w:widowControl/>
+        <w:jc w:val="left"/>
+        <w:rPr>
+          <w:color w:val="EE0000"/>
+        </w:rPr>
+      </w:pPr>
+      <w:r>
+        <w:tab/>
+      </w:r>
+      <w:r>
+        <w:rPr>
+          <w:rFonts w:hint="eastAsia"/>
+          <w:color w:val="EE0000"/>
+        </w:rPr>
+        <w:t>事件名：脱离华夏</w:t>
+      </w:r>
+    </w:p>
+    <w:p>
+      <w:pPr>
+        <w:widowControl/>
+        <w:jc w:val="left"/>
+        <w:rPr>
+          <w:color w:val="EE0000"/>
+        </w:rPr>
+      </w:pPr>
+      <w:r>
+        <w:rPr>
+          <w:color w:val="EE0000"/>
+        </w:rPr>
+        <w:tab/>
+      </w:r>
+      <w:r>
+        <w:rPr>
+          <w:color w:val="EE0000"/>
+        </w:rPr>
+        <w:tab/>
+      </w:r>
+      <w:r>
+        <w:rPr>
+          <w:rFonts w:hint="eastAsia"/>
+          <w:color w:val="EE0000"/>
+        </w:rPr>
+        <w:t>事件弹出方：</w:t>
+      </w:r>
+      <w:proofErr w:type="gramStart"/>
+      <w:r>
+        <w:rPr>
+          <w:rFonts w:hint="eastAsia"/>
+          <w:color w:val="EE0000"/>
+        </w:rPr>
+        <w:t>奉贡藩国</w:t>
+      </w:r>
+      <w:proofErr w:type="gramEnd"/>
+    </w:p>
+    <w:p>
+      <w:pPr>
+        <w:widowControl/>
+        <w:jc w:val="left"/>
+        <w:rPr>
+          <w:color w:val="EE0000"/>
+        </w:rPr>
+      </w:pPr>
+      <w:r>
+        <w:rPr>
+          <w:color w:val="EE0000"/>
+        </w:rPr>
+        <w:tab/>
+      </w:r>
+      <w:r>
+        <w:rPr>
+          <w:color w:val="EE0000"/>
+        </w:rPr>
+        <w:tab/>
+      </w:r>
+      <w:r>
+        <w:rPr>
+          <w:rFonts w:hint="eastAsia"/>
+          <w:color w:val="EE0000"/>
+        </w:rPr>
+        <w:t>事件图片：</w:t>
+      </w:r>
+    </w:p>
+    <w:p>
+      <w:pPr>
+        <w:widowControl/>
+        <w:jc w:val="left"/>
+        <w:rPr>
+          <w:color w:val="EE0000"/>
+        </w:rPr>
+      </w:pPr>
+      <w:r>
+        <w:rPr>
+          <w:color w:val="EE0000"/>
+        </w:rPr>
+        <w:tab/>
+      </w:r>
+      <w:r>
+        <w:rPr>
+          <w:color w:val="EE0000"/>
+        </w:rPr>
+        <w:tab/>
+      </w:r>
+      <w:r>
+        <w:rPr>
+          <w:rFonts w:hint="eastAsia"/>
+          <w:color w:val="EE0000"/>
+        </w:rPr>
+        <w:t>事件前置条件：</w:t>
+      </w:r>
+      <w:proofErr w:type="gramStart"/>
+      <w:r>
+        <w:rPr>
+          <w:rFonts w:hint="eastAsia"/>
+          <w:color w:val="EE0000"/>
+        </w:rPr>
+        <w:t>奉贡藩国</w:t>
+      </w:r>
+      <w:proofErr w:type="gramEnd"/>
+      <w:r>
+        <w:rPr>
+          <w:rFonts w:hint="eastAsia"/>
+          <w:color w:val="EE0000"/>
+        </w:rPr>
+        <w:t xml:space="preserve"> 点击了国家决议 “脱离华夏”</w:t>
+      </w:r>
+    </w:p>
+    <w:p>
+      <w:pPr>
+        <w:widowControl/>
+        <w:jc w:val="left"/>
+        <w:rPr>
+          <w:color w:val="EE0000"/>
+        </w:rPr>
+      </w:pPr>
+      <w:r>
+        <w:rPr>
+          <w:color w:val="EE0000"/>
+        </w:rPr>
+        <w:tab/>
+      </w:r>
+      <w:r>
+        <w:rPr>
+          <w:color w:val="EE0000"/>
+        </w:rPr>
+        <w:tab/>
+      </w:r>
+      <w:r>
+        <w:rPr>
+          <w:rFonts w:hint="eastAsia"/>
+          <w:color w:val="EE0000"/>
+        </w:rPr>
+        <w:t>事件文本：“（AI优化）”</w:t>
+      </w:r>
+    </w:p>
+    <w:p>
+      <w:pPr>
+        <w:widowControl/>
+        <w:jc w:val="left"/>
+        <w:rPr>
+          <w:color w:val="EE0000"/>
+        </w:rPr>
+      </w:pPr>
+      <w:r>
+        <w:rPr>
+          <w:color w:val="EE0000"/>
+        </w:rPr>
+        <w:tab/>
+      </w:r>
+      <w:r>
+        <w:rPr>
+          <w:color w:val="EE0000"/>
+        </w:rPr>
+        <w:tab/>
+      </w:r>
+      <w:r>
+        <w:rPr>
+          <w:rFonts w:hint="eastAsia"/>
+          <w:color w:val="EE0000"/>
+        </w:rPr>
+        <w:t>事件选项：“我们只是做了最正确的决定</w:t>
+      </w:r>
+      <w:r>
+        <w:rPr>
+          <w:color w:val="EE0000"/>
+        </w:rPr>
+        <w:t>……</w:t>
+      </w:r>
+      <w:r>
+        <w:rPr>
+          <w:rFonts w:hint="eastAsia"/>
+          <w:color w:val="EE0000"/>
+        </w:rPr>
+        <w:t>”</w:t>
+      </w:r>
+    </w:p>
+    <w:p>
+      <w:pPr>
+        <w:widowControl/>
+        <w:ind w:left="1260" w:firstLine="840"/>
+        <w:jc w:val="left"/>
+        <w:rPr>
+          <w:color w:val="EE0000"/>
+        </w:rPr>
+      </w:pPr>
+      <w:r>
+        <w:rPr>
+          <w:rFonts w:hint="eastAsia"/>
+          <w:color w:val="EE0000"/>
+        </w:rPr>
+        <w:t>效果：</w:t>
+      </w:r>
+      <w:r>
+        <w:rPr>
+          <w:rFonts w:hint="eastAsia"/>
+          <w:color w:val="EE0000"/>
+        </w:rPr>
+        <w:t>原政府改革消失，玩家重选其余一级改革</w:t>
+      </w:r>
+      <w:r>
+        <w:rPr>
+          <w:rFonts w:hint="eastAsia"/>
+          <w:color w:val="EE0000"/>
+        </w:rPr>
+        <w:t>；全国叛乱度+2</w:t>
+      </w:r>
+    </w:p>
+    <w:p>
+      <w:pPr>
+        <w:widowControl/>
+        <w:ind w:left="1260" w:firstLineChars="600" w:firstLine="1260"/>
+        <w:jc w:val="left"/>
+        <w:rPr>
+          <w:color w:val="EE0000"/>
+        </w:rPr>
+      </w:pPr>
+      <w:r>
+        <w:rPr>
+          <w:rFonts w:hint="eastAsia"/>
+          <w:color w:val="EE0000"/>
+        </w:rPr>
+        <w:t>（持续10年）</w:t>
+      </w:r>
+      <w:r>
+        <w:rPr>
+          <w:rFonts w:hint="eastAsia"/>
+          <w:color w:val="EE0000"/>
+        </w:rPr>
+        <w:t>；独立；</w:t>
+      </w:r>
+    </w:p>
+    <w:p>
+      <w:pPr>
+        <w:widowControl/>
+        <w:jc w:val="left"/>
+        <w:rPr>
+          <w:color w:val="EE0000"/>
+        </w:rPr>
+      </w:pPr>
+    </w:p>
+    <w:p>
+      <w:pPr>
+        <w:widowControl/>
+        <w:jc w:val="left"/>
+        <w:rPr>
+          <w:rFonts w:hint="eastAsia"/>
+          <w:color w:val="EE0000"/>
+        </w:rPr>
+      </w:pPr>
+    </w:p>
+    <w:p>
+      <w:pPr>
+        <w:widowControl/>
+        <w:jc w:val="left"/>
+        <w:rPr>
+          <w:color w:val="EE0000"/>
+        </w:rPr>
+      </w:pPr>
+      <w:r>
+        <w:rPr>
+          <w:color w:val="EE0000"/>
+        </w:rPr>
+        <w:tab/>
+      </w:r>
+      <w:r>
+        <w:rPr>
+          <w:rFonts w:hint="eastAsia"/>
+          <w:color w:val="EE0000"/>
+        </w:rPr>
+        <w:t>事件名：大逆不道</w:t>
+      </w:r>
+    </w:p>
+    <w:p>
+      <w:pPr>
+        <w:widowControl/>
+        <w:jc w:val="left"/>
+        <w:rPr>
+          <w:color w:val="EE0000"/>
+        </w:rPr>
+      </w:pPr>
+      <w:r>
+        <w:rPr>
+          <w:color w:val="EE0000"/>
+        </w:rPr>
+        <w:tab/>
+      </w:r>
+      <w:r>
+        <w:rPr>
+          <w:color w:val="EE0000"/>
+        </w:rPr>
+        <w:tab/>
+      </w:r>
+      <w:r>
+        <w:rPr>
+          <w:rFonts w:hint="eastAsia"/>
+          <w:color w:val="EE0000"/>
+        </w:rPr>
+        <w:t>事件弹出方：</w:t>
+      </w:r>
+      <w:proofErr w:type="gramStart"/>
+      <w:r>
+        <w:rPr>
+          <w:rFonts w:hint="eastAsia"/>
+          <w:color w:val="EE0000"/>
+        </w:rPr>
+        <w:t>奉贡藩国</w:t>
+      </w:r>
+      <w:proofErr w:type="gramEnd"/>
+      <w:r>
+        <w:rPr>
+          <w:rFonts w:hint="eastAsia"/>
+          <w:color w:val="EE0000"/>
+        </w:rPr>
+        <w:t xml:space="preserve"> 的 宗主国</w:t>
+      </w:r>
+    </w:p>
+    <w:p>
+      <w:pPr>
+        <w:widowControl/>
+        <w:jc w:val="left"/>
+        <w:rPr>
+          <w:color w:val="EE0000"/>
+        </w:rPr>
+      </w:pPr>
+      <w:r>
+        <w:rPr>
+          <w:color w:val="EE0000"/>
+        </w:rPr>
+        <w:tab/>
+      </w:r>
+      <w:r>
+        <w:rPr>
+          <w:color w:val="EE0000"/>
+        </w:rPr>
+        <w:tab/>
+      </w:r>
+      <w:r>
+        <w:rPr>
+          <w:rFonts w:hint="eastAsia"/>
+          <w:color w:val="EE0000"/>
+        </w:rPr>
+        <w:t>事件图片</w:t>
+      </w:r>
+    </w:p>
+    <w:p>
+      <w:pPr>
+        <w:widowControl/>
+        <w:jc w:val="left"/>
+        <w:rPr>
+          <w:color w:val="EE0000"/>
+        </w:rPr>
+      </w:pPr>
+      <w:r>
+        <w:rPr>
+          <w:color w:val="EE0000"/>
+        </w:rPr>
+        <w:tab/>
+      </w:r>
+      <w:r>
+        <w:rPr>
+          <w:color w:val="EE0000"/>
+        </w:rPr>
+        <w:tab/>
+      </w:r>
+      <w:r>
+        <w:rPr>
+          <w:rFonts w:hint="eastAsia"/>
+          <w:color w:val="EE0000"/>
+        </w:rPr>
+        <w:t>事件前置条件：</w:t>
+      </w:r>
+      <w:proofErr w:type="gramStart"/>
+      <w:r>
+        <w:rPr>
+          <w:rFonts w:hint="eastAsia"/>
+          <w:color w:val="EE0000"/>
+        </w:rPr>
+        <w:t>奉贡藩国</w:t>
+      </w:r>
+      <w:proofErr w:type="gramEnd"/>
+      <w:r>
+        <w:rPr>
+          <w:rFonts w:hint="eastAsia"/>
+          <w:color w:val="EE0000"/>
+        </w:rPr>
+        <w:t xml:space="preserve"> 选择了事件 “脱离华夏”的“我们这只是做了最正确的决</w:t>
+      </w:r>
+    </w:p>
+    <w:p>
+      <w:pPr>
+        <w:widowControl/>
+        <w:ind w:firstLineChars="1100" w:firstLine="2310"/>
+        <w:jc w:val="left"/>
+        <w:rPr>
+          <w:rFonts w:hint="eastAsia"/>
+          <w:color w:val="EE0000"/>
+        </w:rPr>
+      </w:pPr>
+      <w:r>
+        <w:rPr>
+          <w:rFonts w:hint="eastAsia"/>
+          <w:color w:val="EE0000"/>
+        </w:rPr>
+        <w:t>定</w:t>
+      </w:r>
+      <w:r>
+        <w:rPr>
+          <w:color w:val="EE0000"/>
+        </w:rPr>
+        <w:t>……</w:t>
+      </w:r>
+      <w:proofErr w:type="gramStart"/>
+      <w:r>
+        <w:rPr>
+          <w:rFonts w:hint="eastAsia"/>
+          <w:color w:val="EE0000"/>
+        </w:rPr>
+        <w:t>”</w:t>
+      </w:r>
+      <w:proofErr w:type="gramEnd"/>
+      <w:r>
+        <w:rPr>
+          <w:rFonts w:hint="eastAsia"/>
+          <w:color w:val="EE0000"/>
+        </w:rPr>
+        <w:t>选项</w:t>
+      </w:r>
+    </w:p>
+    <w:p>
+      <w:pPr>
+        <w:widowControl/>
+        <w:jc w:val="left"/>
+        <w:rPr>
+          <w:color w:val="EE0000"/>
+        </w:rPr>
+      </w:pPr>
+      <w:r>
+        <w:rPr>
+          <w:color w:val="EE0000"/>
+        </w:rPr>
+        <w:tab/>
+      </w:r>
+      <w:r>
+        <w:rPr>
+          <w:color w:val="EE0000"/>
+        </w:rPr>
+        <w:tab/>
+      </w:r>
+      <w:r>
+        <w:rPr>
+          <w:rFonts w:hint="eastAsia"/>
+          <w:color w:val="EE0000"/>
+        </w:rPr>
+        <w:t>事件文本：“我们的藩国脱离了我们的掌控，这被视为奇耻大辱，国内的贵族空前</w:t>
+      </w:r>
+    </w:p>
+    <w:p>
+      <w:pPr>
+        <w:widowControl/>
+        <w:ind w:left="1680" w:firstLineChars="150" w:firstLine="315"/>
+        <w:jc w:val="left"/>
+        <w:rPr>
+          <w:rFonts w:hint="eastAsia"/>
+          <w:color w:val="EE0000"/>
+        </w:rPr>
+      </w:pPr>
+      <w:r>
+        <w:rPr>
+          <w:rFonts w:hint="eastAsia"/>
+          <w:color w:val="EE0000"/>
+        </w:rPr>
+        <w:t>的团结，</w:t>
+      </w:r>
+      <w:r>
+        <w:rPr>
+          <w:rFonts w:hint="eastAsia"/>
+          <w:color w:val="EE0000"/>
+        </w:rPr>
+        <w:t>目标很明确，出兵并维持作为宗主国的影响力</w:t>
+      </w:r>
+      <w:r>
+        <w:rPr>
+          <w:rFonts w:hint="eastAsia"/>
+          <w:color w:val="EE0000"/>
+        </w:rPr>
+        <w:t>”</w:t>
+      </w:r>
+    </w:p>
+    <w:p>
+      <w:pPr>
+        <w:widowControl/>
+        <w:jc w:val="left"/>
+        <w:rPr>
+          <w:color w:val="EE0000"/>
+        </w:rPr>
+      </w:pPr>
+      <w:r>
+        <w:rPr>
+          <w:color w:val="EE0000"/>
+        </w:rPr>
+        <w:tab/>
+      </w:r>
+      <w:r>
+        <w:rPr>
+          <w:color w:val="EE0000"/>
+        </w:rPr>
+        <w:tab/>
+      </w:r>
+      <w:r>
+        <w:rPr>
+          <w:rFonts w:hint="eastAsia"/>
+          <w:color w:val="EE0000"/>
+        </w:rPr>
+        <w:t>事件选项：</w:t>
+      </w:r>
+      <w:r>
+        <w:rPr>
+          <w:rFonts w:hint="eastAsia"/>
+          <w:color w:val="EE0000"/>
+        </w:rPr>
+        <w:t>“</w:t>
+      </w:r>
+      <w:r>
+        <w:rPr>
+          <w:color w:val="EE0000"/>
+        </w:rPr>
+        <w:t>是可忍孰不可忍</w:t>
+      </w:r>
+      <w:r>
+        <w:rPr>
+          <w:rFonts w:hint="eastAsia"/>
+          <w:color w:val="EE0000"/>
+        </w:rPr>
+        <w:t>”</w:t>
+      </w:r>
+    </w:p>
+    <w:p>
+      <w:pPr>
+        <w:widowControl/>
+        <w:ind w:left="1680" w:firstLine="420"/>
+        <w:jc w:val="left"/>
+        <w:rPr>
+          <w:color w:val="EE0000"/>
+        </w:rPr>
+      </w:pPr>
+      <w:r>
+        <w:rPr>
+          <w:rFonts w:hint="eastAsia"/>
+          <w:color w:val="EE0000"/>
+        </w:rPr>
+        <w:t>效果：</w:t>
+      </w:r>
+      <w:r>
+        <w:rPr>
+          <w:color w:val="EE0000"/>
+        </w:rPr>
+        <w:t>获得该国当前拥有且位于中华大区内的全部省份核心</w:t>
+      </w:r>
+      <w:r>
+        <w:rPr>
+          <w:rFonts w:hint="eastAsia"/>
+          <w:color w:val="EE0000"/>
+        </w:rPr>
+        <w:t>；</w:t>
+      </w:r>
+      <w:r>
+        <w:rPr>
+          <w:rFonts w:hint="eastAsia"/>
+          <w:color w:val="EE0000"/>
+        </w:rPr>
+        <w:t>获得</w:t>
+      </w:r>
+    </w:p>
+    <w:p>
+      <w:pPr>
+        <w:widowControl/>
+        <w:ind w:left="2730"/>
+        <w:jc w:val="left"/>
+        <w:rPr>
+          <w:color w:val="EE0000"/>
+        </w:rPr>
+      </w:pPr>
+      <w:r>
+        <w:rPr>
+          <w:color w:val="EE0000"/>
+        </w:rPr>
+        <w:t>“讨伐违制藩国”宣战借口</w:t>
+      </w:r>
+      <w:r>
+        <w:rPr>
+          <w:rFonts w:hint="eastAsia"/>
+          <w:color w:val="EE0000"/>
+        </w:rPr>
+        <w:t>（持续20年）</w:t>
+      </w:r>
+      <w:r>
+        <w:rPr>
+          <w:rFonts w:hint="eastAsia"/>
+          <w:color w:val="EE0000"/>
+        </w:rPr>
+        <w:t>；国内各阶层忠诚度+20，影响力+10（</w:t>
+      </w:r>
+      <w:r>
+        <w:rPr>
+          <w:rFonts w:hint="eastAsia"/>
+          <w:color w:val="EE0000"/>
+        </w:rPr>
+        <w:t>影响力</w:t>
+      </w:r>
+      <w:r>
+        <w:rPr>
+          <w:rFonts w:hint="eastAsia"/>
+          <w:color w:val="EE0000"/>
+        </w:rPr>
+        <w:t>持续10年）</w:t>
+      </w:r>
+    </w:p>
+    <w:p>
+      <w:pPr>
+        <w:widowControl/>
+        <w:jc w:val="left"/>
+        <w:rPr>
+          <w:color w:val="EE0000"/>
+        </w:rPr>
+      </w:pPr>
+      <w:r>
+        <w:rPr>
+          <w:color w:val="EE0000"/>
+        </w:rPr>
+        <w:tab/>
+      </w:r>
+      <w:r>
+        <w:rPr>
+          <w:color w:val="EE0000"/>
+        </w:rPr>
+        <w:tab/>
+      </w:r>
+      <w:r>
+        <w:rPr>
+          <w:color w:val="EE0000"/>
+        </w:rPr>
+        <w:tab/>
+      </w:r>
+      <w:r>
+        <w:rPr>
+          <w:color w:val="EE0000"/>
+        </w:rPr>
+        <w:tab/>
+      </w:r>
+      <w:r>
+        <w:rPr>
+          <w:rFonts w:hint="eastAsia"/>
+          <w:color w:val="EE0000"/>
+        </w:rPr>
+        <w:t xml:space="preserve">  “我们无能为力”</w:t>
+      </w:r>
+    </w:p>
+    <w:p>
+      <w:pPr>
+        <w:widowControl/>
+        <w:ind w:left="2100"/>
+        <w:jc w:val="left"/>
+        <w:rPr>
+          <w:color w:val="EE0000"/>
+        </w:rPr>
+      </w:pPr>
+      <w:r>
+        <w:rPr>
+          <w:rFonts w:hint="eastAsia"/>
+          <w:color w:val="EE0000"/>
+        </w:rPr>
+        <w:t>效果：国内各阶层-20忠诚度；陆军士气-5%（持续20年）；威望-</w:t>
+      </w:r>
+    </w:p>
+    <w:p>
+      <w:pPr>
+        <w:widowControl/>
+        <w:ind w:left="2100" w:firstLineChars="300" w:firstLine="630"/>
+        <w:jc w:val="left"/>
+        <w:rPr>
+          <w:rFonts w:hint="eastAsia"/>
+          <w:color w:val="EE0000"/>
+        </w:rPr>
+      </w:pPr>
+      <w:r>
+        <w:rPr>
+          <w:rFonts w:hint="eastAsia"/>
+          <w:color w:val="EE0000"/>
+        </w:rPr>
+        <w:t>20</w:t>
+      </w:r>
+    </w:p>
+    <w:p>
+      <w:pPr>
+        <w:widowControl/>
+        <w:jc w:val="left"/>
+        <w:rPr>
+          <w:rFonts w:hint="eastAsia"/>
+        </w:rPr>
+      </w:pPr>
+      <w:r>
+        <w:tab/>
+      </w:r>
+      <w:r>
+        <w:tab/>
+      </w:r>
+    </w:p>
+    <w:p>
+      <w:pPr>
+        <w:widowControl/>
+        <w:jc w:val="left"/>
+        <w:rPr>
+          <w:rFonts w:hint="eastAsia"/>
+        </w:rPr>
+      </w:pPr>
+    </w:p>
+    <w:p>
+      <w:pPr>
+        <w:widowControl/>
+        <w:jc w:val="left"/>
+        <w:rPr>
+          <w:rFonts w:hint="eastAsia"/>
+        </w:rPr>
+      </w:pPr>
+      <w:r>
+        <w:rPr>
+          <w:rFonts w:hint="eastAsia"/>
+        </w:rPr>
+        <w:t>任务树</w:t>
+      </w:r>
+    </w:p>
+    <w:p>
+      <w:pPr>
+        <w:widowControl/>
+        <w:jc w:val="left"/>
+        <w:rPr>
+          <w:rFonts w:hint="eastAsia"/>
+        </w:rPr>
+      </w:pPr>
+    </w:p>
+    <w:p>
+      <w:pPr>
+        <w:widowControl/>
+        <w:jc w:val="left"/>
+        <w:rPr>
+          <w:rFonts w:hint="eastAsia"/>
+        </w:rPr>
+      </w:pPr>
+      <w:r>
+        <w:rPr>
+          <w:rFonts w:hint="eastAsia"/>
+        </w:rPr>
+        <w:t>重新设计理念</w:t>
+      </w:r>
+    </w:p>
+    <w:p>
+      <w:pPr>
+        <w:widowControl/>
+        <w:jc w:val="left"/>
+        <w:rPr>
+          <w:rFonts w:hint="eastAsia"/>
+        </w:rPr>
+      </w:pPr>
+      <w:r>
+        <w:tab/>
+      </w:r>
+      <w:r>
+        <w:rPr>
+          <w:rFonts w:hint="eastAsia"/>
+        </w:rPr>
+        <w:t>理念传统 宗族林立 新继承人+50% 每年正统+1</w:t>
+      </w:r>
+    </w:p>
+    <w:p>
+      <w:pPr>
+        <w:widowControl/>
+        <w:jc w:val="left"/>
+        <w:rPr>
+          <w:rFonts w:hint="eastAsia"/>
+        </w:rPr>
+      </w:pPr>
+      <w:r>
+        <w:tab/>
+      </w:r>
+      <w:r>
+        <w:tab/>
+      </w:r>
+      <w:r>
+        <w:tab/>
+      </w:r>
+      <w:r>
+        <w:rPr>
+          <w:rFonts w:hint="eastAsia"/>
+        </w:rPr>
+        <w:t xml:space="preserve"> 下南洋 </w:t>
+      </w:r>
+      <w:proofErr w:type="gramStart"/>
+      <w:r>
+        <w:rPr>
+          <w:rFonts w:hint="eastAsia"/>
+        </w:rPr>
+        <w:t>殖民队</w:t>
+      </w:r>
+      <w:proofErr w:type="gramEnd"/>
+      <w:r>
+        <w:rPr>
+          <w:rFonts w:hint="eastAsia"/>
+        </w:rPr>
+        <w:t xml:space="preserve"> </w:t>
+      </w:r>
+      <w:r>
+        <w:rPr>
+          <w:rFonts w:hint="eastAsia"/>
+        </w:rPr>
+        <w:t>+1 殖民几率</w:t>
+      </w:r>
+      <w:r>
+        <w:rPr>
+          <w:rFonts w:hint="eastAsia"/>
+        </w:rPr>
+        <w:t xml:space="preserve"> </w:t>
+      </w:r>
+      <w:r>
+        <w:rPr>
+          <w:rFonts w:hint="eastAsia"/>
+        </w:rPr>
+        <w:t>+10%</w:t>
+      </w:r>
+    </w:p>
+    <w:p>
+      <w:pPr>
+        <w:widowControl/>
+        <w:jc w:val="left"/>
+        <w:rPr>
+          <w:rFonts w:hint="eastAsia"/>
+        </w:rPr>
+      </w:pPr>
+      <w:r>
+        <w:tab/>
+      </w:r>
+      <w:r>
+        <w:tab/>
+      </w:r>
+      <w:r>
+        <w:tab/>
+      </w:r>
+      <w:r>
+        <w:rPr>
+          <w:rFonts w:hint="eastAsia"/>
+        </w:rPr>
+        <w:t xml:space="preserve"> 通商贸易 贸易效率</w:t>
+      </w:r>
+      <w:r>
+        <w:rPr>
+          <w:rFonts w:hint="eastAsia"/>
+        </w:rPr>
+        <w:t xml:space="preserve"> </w:t>
+      </w:r>
+      <w:r>
+        <w:rPr>
+          <w:rFonts w:hint="eastAsia"/>
+        </w:rPr>
+        <w:t>+15%</w:t>
+      </w:r>
+    </w:p>
+    <w:p>
+      <w:pPr>
+        <w:widowControl/>
+        <w:jc w:val="left"/>
+        <w:rPr>
+          <w:rFonts w:hint="eastAsia"/>
+        </w:rPr>
+      </w:pPr>
+      <w:r>
+        <w:tab/>
+      </w:r>
+      <w:r>
+        <w:tab/>
+      </w:r>
+      <w:r>
+        <w:tab/>
+      </w:r>
+      <w:r>
+        <w:rPr>
+          <w:rFonts w:hint="eastAsia"/>
+        </w:rPr>
+        <w:t xml:space="preserve"> </w:t>
+      </w:r>
+      <w:r>
+        <w:rPr>
+          <w:rFonts w:hint="eastAsia"/>
+        </w:rPr>
+        <w:t>临海之子 水手修正</w:t>
+      </w:r>
+      <w:r>
+        <w:rPr>
+          <w:rFonts w:hint="eastAsia"/>
+        </w:rPr>
+        <w:t xml:space="preserve"> </w:t>
+      </w:r>
+      <w:r>
+        <w:rPr>
+          <w:rFonts w:hint="eastAsia"/>
+        </w:rPr>
+        <w:t>+30%</w:t>
+      </w:r>
+    </w:p>
+    <w:p>
+      <w:pPr>
+        <w:widowControl/>
+        <w:jc w:val="left"/>
+        <w:rPr>
+          <w:rFonts w:hint="eastAsia"/>
+        </w:rPr>
+      </w:pPr>
+      <w:r>
+        <w:tab/>
+      </w:r>
+      <w:r>
+        <w:tab/>
+      </w:r>
+      <w:r>
+        <w:tab/>
+      </w:r>
+      <w:r>
+        <w:rPr>
+          <w:rFonts w:hint="eastAsia"/>
+        </w:rPr>
+        <w:t xml:space="preserve"> 南蛮荒地 核心花费</w:t>
+      </w:r>
+      <w:r>
+        <w:rPr>
+          <w:rFonts w:hint="eastAsia"/>
+        </w:rPr>
+        <w:t xml:space="preserve"> </w:t>
+      </w:r>
+      <w:r>
+        <w:rPr>
+          <w:rFonts w:hint="eastAsia"/>
+        </w:rPr>
+        <w:t>-15%</w:t>
+      </w:r>
+    </w:p>
+    <w:p>
+      <w:pPr>
+        <w:widowControl/>
+        <w:jc w:val="left"/>
+        <w:rPr>
+          <w:rFonts w:hint="eastAsia"/>
+        </w:rPr>
+      </w:pPr>
+      <w:r>
+        <w:tab/>
+      </w:r>
+      <w:r>
+        <w:tab/>
+      </w:r>
+      <w:r>
+        <w:tab/>
+      </w:r>
+      <w:r>
+        <w:rPr>
+          <w:rFonts w:hint="eastAsia"/>
+        </w:rPr>
+        <w:t xml:space="preserve"> </w:t>
+      </w:r>
+      <w:proofErr w:type="gramStart"/>
+      <w:r>
+        <w:rPr>
+          <w:rFonts w:hint="eastAsia"/>
+        </w:rPr>
+        <w:t>私军</w:t>
+      </w:r>
+      <w:proofErr w:type="gramEnd"/>
+      <w:r>
+        <w:rPr>
+          <w:rFonts w:hint="eastAsia"/>
+        </w:rPr>
+        <w:t xml:space="preserve"> 陆军训练度 +5%</w:t>
+      </w:r>
+    </w:p>
+    <w:p>
+      <w:pPr>
+        <w:widowControl/>
+        <w:jc w:val="left"/>
+        <w:rPr>
+          <w:rFonts w:hint="eastAsia"/>
+        </w:rPr>
+      </w:pPr>
+      <w:r>
+        <w:tab/>
+      </w:r>
+      <w:r>
+        <w:tab/>
+      </w:r>
+      <w:r>
+        <w:tab/>
+      </w:r>
+      <w:r>
+        <w:rPr>
+          <w:rFonts w:hint="eastAsia"/>
+        </w:rPr>
+        <w:t xml:space="preserve"> 粤语 </w:t>
+      </w:r>
+      <w:r>
+        <w:rPr>
+          <w:rFonts w:hint="eastAsia"/>
+        </w:rPr>
+        <w:t>转变文化花费 -50%</w:t>
+      </w:r>
+    </w:p>
+    <w:p>
+      <w:pPr>
+        <w:widowControl/>
+        <w:jc w:val="left"/>
+        <w:rPr>
+          <w:rFonts w:hint="eastAsia"/>
+        </w:rPr>
+      </w:pPr>
+      <w:r>
+        <w:tab/>
+      </w:r>
+      <w:r>
+        <w:tab/>
+      </w:r>
+      <w:r>
+        <w:tab/>
+      </w:r>
+      <w:r>
+        <w:rPr>
+          <w:rFonts w:hint="eastAsia"/>
+        </w:rPr>
+        <w:t xml:space="preserve"> </w:t>
+      </w:r>
+      <w:r>
+        <w:rPr>
+          <w:rFonts w:hint="eastAsia"/>
+        </w:rPr>
+        <w:t>你也喜欢野味吗 生产效率 +10%</w:t>
+      </w:r>
+    </w:p>
+    <w:p>
+      <w:pPr>
+        <w:widowControl/>
+        <w:jc w:val="left"/>
+      </w:pPr>
+      <w:r>
+        <w:tab/>
+      </w:r>
+      <w:r>
+        <w:rPr>
+          <w:rFonts w:hint="eastAsia"/>
+        </w:rPr>
+        <w:t xml:space="preserve">奖励     </w:t>
+      </w:r>
+      <w:r>
+        <w:rPr>
+          <w:rFonts w:hint="eastAsia"/>
+        </w:rPr>
+        <w:t>商人队 +1</w:t>
+      </w:r>
+    </w:p>
+    <w:p>
+      <w:pPr>
+        <w:widowControl/>
+        <w:jc w:val="left"/>
+      </w:pPr>
+    </w:p>
+    <w:p>
+      <w:pPr>
+        <w:widowControl/>
+        <w:jc w:val="left"/>
+        <w:rPr>
+          <w:color w:val="EE0000"/>
+        </w:rPr>
+      </w:pPr>
+      <w:r>
+        <w:rPr>
+          <w:rFonts w:hint="eastAsia"/>
+          <w:color w:val="EE0000"/>
+        </w:rPr>
+        <w:t>新宣战借口：</w:t>
+      </w:r>
+    </w:p>
+    <w:p>
+      <w:pPr>
+        <w:widowControl/>
+        <w:jc w:val="left"/>
+        <w:rPr>
+          <w:color w:val="EE0000"/>
+        </w:rPr>
+      </w:pPr>
+      <w:r>
+        <w:rPr>
+          <w:color w:val="EE0000"/>
+        </w:rPr>
+        <w:tab/>
+      </w:r>
+      <w:r>
+        <w:rPr>
+          <w:rFonts w:hint="eastAsia"/>
+          <w:color w:val="EE0000"/>
+        </w:rPr>
+        <w:t>名称：</w:t>
+      </w:r>
+      <w:r>
+        <w:rPr>
+          <w:color w:val="EE0000"/>
+        </w:rPr>
+        <w:t>讨伐违制藩国</w:t>
+      </w:r>
+    </w:p>
+    <w:p>
+      <w:pPr>
+        <w:widowControl/>
+        <w:ind w:left="420" w:firstLine="420"/>
+        <w:jc w:val="left"/>
+        <w:rPr>
+          <w:color w:val="EE0000"/>
+        </w:rPr>
+      </w:pPr>
+      <w:r>
+        <w:rPr>
+          <w:rFonts w:hint="eastAsia"/>
+          <w:color w:val="EE0000"/>
+        </w:rPr>
+        <w:t>效果：</w:t>
+      </w:r>
+      <w:r>
+        <w:rPr>
+          <w:color w:val="EE0000"/>
+        </w:rPr>
+        <w:t>该宣战借口不会造成宣战</w:t>
+      </w:r>
+      <w:proofErr w:type="gramStart"/>
+      <w:r>
+        <w:rPr>
+          <w:rFonts w:hint="eastAsia"/>
+          <w:color w:val="EE0000"/>
+        </w:rPr>
+        <w:t>方</w:t>
+      </w:r>
+      <w:r>
+        <w:rPr>
+          <w:rFonts w:hint="eastAsia"/>
+          <w:color w:val="EE0000"/>
+        </w:rPr>
+        <w:t>任何</w:t>
+      </w:r>
+      <w:proofErr w:type="gramEnd"/>
+      <w:r>
+        <w:rPr>
+          <w:color w:val="EE0000"/>
+        </w:rPr>
+        <w:t>稳定度损失</w:t>
+      </w:r>
+      <w:r>
+        <w:rPr>
+          <w:rFonts w:hint="eastAsia"/>
+          <w:color w:val="EE0000"/>
+        </w:rPr>
+        <w:t>（包括撕毁停战，攻击拥有军</w:t>
+      </w:r>
+    </w:p>
+    <w:p>
+      <w:pPr>
+        <w:widowControl/>
+        <w:ind w:left="420" w:firstLineChars="500" w:firstLine="1050"/>
+        <w:jc w:val="left"/>
+        <w:rPr>
+          <w:color w:val="EE0000"/>
+        </w:rPr>
+      </w:pPr>
+      <w:r>
+        <w:rPr>
+          <w:rFonts w:hint="eastAsia"/>
+          <w:color w:val="EE0000"/>
+        </w:rPr>
+        <w:t>事同行权的，攻击属国所造成的稳定损失）</w:t>
+      </w:r>
+      <w:r>
+        <w:rPr>
+          <w:rFonts w:hint="eastAsia"/>
+          <w:color w:val="EE0000"/>
+        </w:rPr>
+        <w:t>；</w:t>
+      </w:r>
+    </w:p>
+    <w:p>
+      <w:pPr>
+        <w:widowControl/>
+        <w:ind w:left="630" w:firstLineChars="400" w:firstLine="840"/>
+        <w:jc w:val="left"/>
+        <w:rPr>
+          <w:color w:val="EE0000"/>
+        </w:rPr>
+      </w:pPr>
+      <w:r>
+        <w:rPr>
+          <w:color w:val="EE0000"/>
+        </w:rPr>
+        <w:t>和谈内容仅限于收回中华核心</w:t>
+      </w:r>
+      <w:r>
+        <w:rPr>
+          <w:rFonts w:hint="eastAsia"/>
+          <w:color w:val="EE0000"/>
+        </w:rPr>
+        <w:t>（不可割让中华以外的地块）</w:t>
+      </w:r>
+      <w:r>
+        <w:rPr>
+          <w:color w:val="EE0000"/>
+        </w:rPr>
+        <w:t>、索取赔款</w:t>
+      </w:r>
+      <w:r>
+        <w:rPr>
+          <w:rFonts w:hint="eastAsia"/>
+          <w:color w:val="EE0000"/>
+        </w:rPr>
+        <w:t>、</w:t>
+      </w:r>
+      <w:r>
+        <w:rPr>
+          <w:color w:val="EE0000"/>
+        </w:rPr>
+        <w:t>解</w:t>
+      </w:r>
+    </w:p>
+    <w:p>
+      <w:pPr>
+        <w:widowControl/>
+        <w:ind w:left="630" w:firstLineChars="400" w:firstLine="840"/>
+        <w:jc w:val="left"/>
+        <w:rPr>
+          <w:color w:val="EE0000"/>
+        </w:rPr>
+      </w:pPr>
+      <w:r>
+        <w:rPr>
+          <w:color w:val="EE0000"/>
+        </w:rPr>
+        <w:t>除外交关系</w:t>
+      </w:r>
+      <w:r>
+        <w:rPr>
+          <w:rFonts w:hint="eastAsia"/>
+          <w:color w:val="EE0000"/>
+        </w:rPr>
+        <w:t>；</w:t>
+      </w:r>
+    </w:p>
+    <w:p>
+      <w:pPr>
+        <w:widowControl/>
+        <w:ind w:left="840" w:firstLineChars="300" w:firstLine="630"/>
+        <w:jc w:val="left"/>
+        <w:rPr>
+          <w:rFonts w:hint="eastAsia"/>
+          <w:color w:val="EE0000"/>
+        </w:rPr>
+      </w:pPr>
+      <w:r>
+        <w:rPr>
+          <w:rFonts w:hint="eastAsia"/>
+          <w:color w:val="EE0000"/>
+        </w:rPr>
+        <w:t>宣战方割地花费-90%且不产生过度扩张；</w:t>
+      </w:r>
+    </w:p>
+    <w:p>
+      <w:pPr>
+        <w:widowControl/>
+        <w:jc w:val="left"/>
+        <w:rPr>
+          <w:rFonts w:hint="eastAsia"/>
+        </w:rPr>
+      </w:pPr>
+    </w:p>
+    <w:p>
+      <w:pPr>
+        <w:widowControl/>
+        <w:jc w:val="left"/>
+        <w:rPr>
+          <w:rFonts w:hint="eastAsia"/>
+        </w:rPr>
+      </w:pPr>
+    </w:p>
+    <w:p>
+      <w:pPr>
+        <w:widowControl/>
+        <w:jc w:val="left"/>
+        <w:rPr>
+          <w:color w:val="EE0000"/>
+        </w:rPr>
+      </w:pPr>
+      <w:r>
+        <w:rPr>
+          <w:rFonts w:hint="eastAsia"/>
+          <w:color w:val="EE0000"/>
+        </w:rPr>
+        <w:t>新政府改革</w:t>
+      </w:r>
+    </w:p>
+    <w:p>
+      <w:pPr>
+        <w:widowControl/>
+        <w:jc w:val="left"/>
+        <w:rPr>
+          <w:color w:val="EE0000"/>
+        </w:rPr>
+      </w:pPr>
+      <w:r>
+        <w:rPr>
+          <w:color w:val="EE0000"/>
+        </w:rPr>
+        <w:tab/>
+      </w:r>
+      <w:r>
+        <w:rPr>
+          <w:rFonts w:hint="eastAsia"/>
+          <w:color w:val="EE0000"/>
+        </w:rPr>
+        <w:t>名称：“地方藩国”</w:t>
+      </w:r>
+      <w:r>
+        <w:rPr>
+          <w:rFonts w:hint="eastAsia"/>
+          <w:color w:val="EE0000"/>
+        </w:rPr>
+        <w:t>（锁定？）</w:t>
+      </w:r>
+    </w:p>
+    <w:p>
+      <w:pPr>
+        <w:widowControl/>
+        <w:jc w:val="left"/>
+        <w:rPr>
+          <w:rFonts w:hint="eastAsia"/>
+          <w:color w:val="EE0000"/>
+        </w:rPr>
+      </w:pPr>
+      <w:r>
+        <w:rPr>
+          <w:color w:val="EE0000"/>
+        </w:rPr>
+        <w:tab/>
+      </w:r>
+      <w:r>
+        <w:rPr>
+          <w:color w:val="EE0000"/>
+        </w:rPr>
+        <w:tab/>
+      </w:r>
+      <w:r>
+        <w:rPr>
+          <w:rFonts w:hint="eastAsia"/>
+          <w:color w:val="EE0000"/>
+        </w:rPr>
+        <w:t>适用：适用所有政体</w:t>
+      </w:r>
+      <w:r>
+        <w:rPr>
+          <w:rFonts w:hint="eastAsia"/>
+          <w:color w:val="EE0000"/>
+        </w:rPr>
+        <w:t>；不影响政体本身</w:t>
+      </w:r>
+    </w:p>
+    <w:p>
+      <w:pPr>
+        <w:widowControl/>
+        <w:jc w:val="left"/>
+        <w:rPr>
+          <w:rFonts w:hint="eastAsia"/>
+          <w:color w:val="EE0000"/>
+        </w:rPr>
+      </w:pPr>
+      <w:r>
+        <w:rPr>
+          <w:color w:val="EE0000"/>
+        </w:rPr>
+        <w:tab/>
+      </w:r>
+      <w:r>
+        <w:rPr>
+          <w:color w:val="EE0000"/>
+        </w:rPr>
+        <w:tab/>
+      </w:r>
+      <w:r>
+        <w:rPr>
+          <w:rFonts w:hint="eastAsia"/>
+          <w:color w:val="EE0000"/>
+        </w:rPr>
+        <w:t>等级：1</w:t>
+      </w:r>
+    </w:p>
+    <w:p>
+      <w:pPr>
+        <w:widowControl/>
+        <w:jc w:val="left"/>
+        <w:rPr>
+          <w:rFonts w:hint="eastAsia"/>
+          <w:color w:val="EE0000"/>
+        </w:rPr>
+      </w:pPr>
+      <w:r>
+        <w:rPr>
+          <w:color w:val="EE0000"/>
+        </w:rPr>
+        <w:tab/>
+      </w:r>
+      <w:r>
+        <w:rPr>
+          <w:color w:val="EE0000"/>
+        </w:rPr>
+        <w:tab/>
+      </w:r>
+      <w:r>
+        <w:rPr>
+          <w:rFonts w:hint="eastAsia"/>
+          <w:color w:val="EE0000"/>
+        </w:rPr>
+        <w:t>描述“（AI优化）”</w:t>
+      </w:r>
+    </w:p>
+    <w:p>
+      <w:pPr>
+        <w:widowControl/>
+        <w:jc w:val="left"/>
+        <w:rPr>
+          <w:color w:val="EE0000"/>
+        </w:rPr>
+      </w:pPr>
+      <w:r>
+        <w:rPr>
+          <w:color w:val="EE0000"/>
+        </w:rPr>
+        <w:lastRenderedPageBreak/>
+        <w:tab/>
+      </w:r>
+      <w:r>
+        <w:rPr>
+          <w:color w:val="EE0000"/>
+        </w:rPr>
+        <w:tab/>
+      </w:r>
+      <w:r>
+        <w:rPr>
+          <w:rFonts w:hint="eastAsia"/>
+          <w:color w:val="EE0000"/>
+        </w:rPr>
+        <w:t>效果：“税收修正+30%；可接纳文化+1；外交官+1”</w:t>
+      </w:r>
+    </w:p>
+    <w:p>
+      <w:pPr>
+        <w:widowControl/>
+        <w:jc w:val="left"/>
+        <w:rPr>
+          <w:color w:val="EE0000"/>
+        </w:rPr>
+      </w:pPr>
+    </w:p>
+    <w:p>
+      <w:pPr>
+        <w:widowControl/>
+        <w:jc w:val="left"/>
+        <w:rPr>
+          <w:rFonts w:hint="eastAsia"/>
+          <w:color w:val="EE0000"/>
+        </w:rPr>
+      </w:pPr>
+      <w:r>
+        <w:rPr>
+          <w:rFonts w:hint="eastAsia"/>
+          <w:color w:val="EE0000"/>
+        </w:rPr>
+        <w:t>新国家决议</w:t>
+      </w:r>
+    </w:p>
+    <w:p>
+      <w:pPr>
+        <w:widowControl/>
+        <w:jc w:val="left"/>
+        <w:rPr>
+          <w:color w:val="EE0000"/>
+        </w:rPr>
+      </w:pPr>
+      <w:r>
+        <w:rPr>
+          <w:color w:val="EE0000"/>
+        </w:rPr>
+        <w:tab/>
+      </w:r>
+      <w:r>
+        <w:rPr>
+          <w:rFonts w:hint="eastAsia"/>
+          <w:color w:val="EE0000"/>
+        </w:rPr>
+        <w:t>名称：“脱离华夏”</w:t>
+      </w:r>
+      <w:r>
+        <w:rPr>
+          <w:rFonts w:hint="eastAsia"/>
+          <w:color w:val="EE0000"/>
+        </w:rPr>
+        <w:t>（</w:t>
+      </w:r>
+      <w:proofErr w:type="gramStart"/>
+      <w:r>
+        <w:rPr>
+          <w:rFonts w:hint="eastAsia"/>
+          <w:color w:val="EE0000"/>
+        </w:rPr>
+        <w:t>只有</w:t>
+      </w:r>
+      <w:r>
+        <w:rPr>
+          <w:color w:val="EE0000"/>
+        </w:rPr>
+        <w:t>奉贡藩国</w:t>
+      </w:r>
+      <w:proofErr w:type="gramEnd"/>
+      <w:r>
+        <w:rPr>
+          <w:rFonts w:hint="eastAsia"/>
+          <w:color w:val="EE0000"/>
+        </w:rPr>
+        <w:t>可用）</w:t>
+      </w:r>
+    </w:p>
+    <w:p>
+      <w:pPr>
+        <w:widowControl/>
+        <w:jc w:val="left"/>
+        <w:rPr>
+          <w:color w:val="EE0000"/>
+        </w:rPr>
+      </w:pPr>
+      <w:r>
+        <w:rPr>
+          <w:color w:val="EE0000"/>
+        </w:rPr>
+        <w:tab/>
+      </w:r>
+      <w:r>
+        <w:rPr>
+          <w:color w:val="EE0000"/>
+        </w:rPr>
+        <w:tab/>
+      </w:r>
+      <w:r>
+        <w:rPr>
+          <w:rFonts w:hint="eastAsia"/>
+          <w:color w:val="EE0000"/>
+        </w:rPr>
+        <w:t>要求：至少拥有1个发展度&gt;10的</w:t>
+      </w:r>
+      <w:r>
+        <w:rPr>
+          <w:rFonts w:hint="eastAsia"/>
+          <w:color w:val="EE0000"/>
+        </w:rPr>
+        <w:t>，是核心，</w:t>
+      </w:r>
+      <w:proofErr w:type="gramStart"/>
+      <w:r>
+        <w:rPr>
+          <w:rFonts w:hint="eastAsia"/>
+          <w:color w:val="EE0000"/>
+        </w:rPr>
+        <w:t>且首都</w:t>
+      </w:r>
+      <w:r>
+        <w:rPr>
+          <w:rFonts w:hint="eastAsia"/>
+          <w:color w:val="EE0000"/>
+        </w:rPr>
+        <w:t>不在</w:t>
+      </w:r>
+      <w:proofErr w:type="gramEnd"/>
+      <w:r>
+        <w:rPr>
+          <w:rFonts w:hint="eastAsia"/>
+          <w:color w:val="EE0000"/>
+        </w:rPr>
+        <w:t>中华大陆的地块</w:t>
+      </w:r>
+      <w:r>
+        <w:rPr>
+          <w:rFonts w:hint="eastAsia"/>
+          <w:color w:val="EE0000"/>
+        </w:rPr>
+        <w:t>；</w:t>
+      </w:r>
+    </w:p>
+    <w:p>
+      <w:pPr>
+        <w:widowControl/>
+        <w:jc w:val="left"/>
+        <w:rPr>
+          <w:color w:val="EE0000"/>
+        </w:rPr>
+      </w:pPr>
+      <w:r>
+        <w:rPr>
+          <w:color w:val="EE0000"/>
+        </w:rPr>
+        <w:tab/>
+      </w:r>
+      <w:r>
+        <w:rPr>
+          <w:color w:val="EE0000"/>
+        </w:rPr>
+        <w:tab/>
+      </w:r>
+      <w:r>
+        <w:rPr>
+          <w:color w:val="EE0000"/>
+        </w:rPr>
+        <w:tab/>
+      </w:r>
+      <w:r>
+        <w:rPr>
+          <w:rFonts w:hint="eastAsia"/>
+          <w:color w:val="EE0000"/>
+        </w:rPr>
+        <w:t xml:space="preserve">  首都</w:t>
+      </w:r>
+      <w:proofErr w:type="gramStart"/>
+      <w:r>
+        <w:rPr>
+          <w:rFonts w:hint="eastAsia"/>
+          <w:color w:val="EE0000"/>
+        </w:rPr>
+        <w:t>不</w:t>
+      </w:r>
+      <w:proofErr w:type="gramEnd"/>
+      <w:r>
+        <w:rPr>
+          <w:rFonts w:hint="eastAsia"/>
+          <w:color w:val="EE0000"/>
+        </w:rPr>
+        <w:t>位于中华大陆</w:t>
+      </w:r>
+      <w:r>
+        <w:rPr>
+          <w:rFonts w:hint="eastAsia"/>
+          <w:color w:val="EE0000"/>
+        </w:rPr>
+        <w:t>；</w:t>
+      </w:r>
+    </w:p>
+    <w:p>
+      <w:pPr>
+        <w:widowControl/>
+        <w:jc w:val="left"/>
+        <w:rPr>
+          <w:color w:val="EE0000"/>
+        </w:rPr>
+      </w:pPr>
+      <w:r>
+        <w:rPr>
+          <w:color w:val="EE0000"/>
+        </w:rPr>
+        <w:tab/>
+      </w:r>
+      <w:r>
+        <w:rPr>
+          <w:color w:val="EE0000"/>
+        </w:rPr>
+        <w:tab/>
+      </w:r>
+      <w:r>
+        <w:rPr>
+          <w:color w:val="EE0000"/>
+        </w:rPr>
+        <w:tab/>
+      </w:r>
+      <w:r>
+        <w:rPr>
+          <w:rFonts w:hint="eastAsia"/>
+          <w:color w:val="EE0000"/>
+        </w:rPr>
+        <w:t xml:space="preserve">  仅和平状态、无破产、无叛军情况下能使用；</w:t>
+      </w:r>
+    </w:p>
+    <w:p>
+      <w:pPr>
+        <w:widowControl/>
+        <w:jc w:val="left"/>
+        <w:rPr>
+          <w:rFonts w:hint="eastAsia"/>
+          <w:color w:val="EE0000"/>
+        </w:rPr>
+      </w:pPr>
+      <w:r>
+        <w:rPr>
+          <w:color w:val="EE0000"/>
+        </w:rPr>
+        <w:tab/>
+      </w:r>
+      <w:r>
+        <w:rPr>
+          <w:color w:val="EE0000"/>
+        </w:rPr>
+        <w:tab/>
+      </w:r>
+      <w:r>
+        <w:rPr>
+          <w:color w:val="EE0000"/>
+        </w:rPr>
+        <w:tab/>
+      </w:r>
+      <w:r>
+        <w:rPr>
+          <w:rFonts w:hint="eastAsia"/>
+          <w:color w:val="EE0000"/>
+        </w:rPr>
+        <w:t xml:space="preserve">  AI可以主动用，但使用倾向很低</w:t>
+      </w:r>
+    </w:p>
+    <w:p>
+      <w:pPr>
+        <w:widowControl/>
+        <w:jc w:val="left"/>
+        <w:rPr>
+          <w:rFonts w:hint="eastAsia"/>
+          <w:color w:val="EE0000"/>
+        </w:rPr>
+      </w:pPr>
+      <w:r>
+        <w:rPr>
+          <w:color w:val="EE0000"/>
+        </w:rPr>
+        <w:tab/>
+      </w:r>
+      <w:r>
+        <w:rPr>
+          <w:color w:val="EE0000"/>
+        </w:rPr>
+        <w:tab/>
+      </w:r>
+      <w:r>
+        <w:rPr>
+          <w:rFonts w:hint="eastAsia"/>
+          <w:color w:val="EE0000"/>
+        </w:rPr>
+        <w:t>效果：“触发事件 脱离华夏”</w:t>
+      </w:r>
+    </w:p>
+    <w:p>
+      <w:pPr>
+        <w:widowControl/>
+        <w:jc w:val="left"/>
+        <w:rPr>
+          <w:rFonts w:hint="eastAsia"/>
+        </w:rPr>
+      </w:pPr>
+    </w:p>
+    <w:p>
+      <w:pPr>
+        <w:widowControl/>
+        <w:jc w:val="left"/>
+        <w:rPr>
+          <w:rFonts w:hint="eastAsia"/>
+        </w:rPr>
+      </w:pPr>
+      <w:r>
+        <w:rPr>
+          <w:rFonts w:hint="eastAsia"/>
+        </w:rPr>
+        <w:t>新宗教 宗教改革</w:t>
+      </w:r>
+    </w:p>
+    <w:p>
+      <w:pPr>
+        <w:widowControl/>
+        <w:jc w:val="left"/>
+        <w:rPr>
+          <w:rFonts w:hint="eastAsia"/>
+        </w:rPr>
+      </w:pPr>
+      <w:r>
+        <w:rPr>
+          <w:rFonts w:hint="eastAsia"/>
+        </w:rPr>
+        <w:t>明 关于广东问题的任务树和事件</w:t>
+      </w:r>
+    </w:p>
+    <w:p>
+      <w:pPr>
+        <w:widowControl/>
+        <w:jc w:val="left"/>
+        <w:rPr>
+          <w:rFonts w:hint="eastAsia"/>
+        </w:rPr>
+      </w:pPr>
+      <w:r>
+        <w:rPr>
+          <w:rFonts w:hint="eastAsia"/>
+        </w:rPr>
+        <w:t>新 中华大地机制 天命机制</w:t>
+      </w:r>
+    </w:p>
+    <w:p>
+      <w:pPr>
+        <w:widowControl/>
+        <w:jc w:val="left"/>
+        <w:rPr>
+          <w:rFonts w:hint="eastAsia"/>
+        </w:rPr>
+      </w:pPr>
+    </w:p>
+    <w:p>
+      <w:pPr>
+        <w:widowControl/>
+        <w:jc w:val="left"/>
+        <w:rPr>
+          <w:rFonts w:hint="eastAsia"/>
+        </w:rPr>
+      </w:pPr>
+      <w:r>
+        <w:rPr>
+          <w:rFonts w:hint="eastAsia"/>
+        </w:rPr>
+        <w:t>新 附庸机制</w:t>
+      </w:r>
+    </w:p>
+    <w:p>
+      <w:pPr>
+        <w:widowControl/>
+        <w:jc w:val="left"/>
+        <w:rPr>
+          <w:rFonts w:hint="eastAsia"/>
+        </w:rPr>
+      </w:pPr>
+      <w:r>
+        <w:t> </w:t>
+      </w:r>
+      <w:r>
+        <w:t>名称：</w:t>
+      </w:r>
+      <w:proofErr w:type="gramStart"/>
+      <w:r>
+        <w:t>奉贡藩国</w:t>
+      </w:r>
+      <w:proofErr w:type="gramEnd"/>
+    </w:p>
+    <w:p>
+      <w:pPr>
+        <w:widowControl/>
+        <w:jc w:val="left"/>
+      </w:pPr>
+      <w:r>
+        <w:t> </w:t>
+      </w:r>
+      <w:r>
+        <w:t>定位：由中华天子正式册封、保留高度自治权的藩国。</w:t>
+      </w:r>
+      <w:r>
+        <w:rPr>
+          <w:rFonts w:hint="eastAsia"/>
+        </w:rPr>
+        <w:t>例如</w:t>
+      </w:r>
+      <w:r>
+        <w:t>广东开局以</w:t>
+      </w:r>
+      <w:proofErr w:type="gramStart"/>
+      <w:r>
+        <w:t>该关系臣</w:t>
+      </w:r>
+      <w:proofErr w:type="gramEnd"/>
+      <w:r>
+        <w:t>属于</w:t>
+      </w:r>
+    </w:p>
+    <w:p>
+      <w:pPr>
+        <w:widowControl/>
+        <w:ind w:firstLineChars="400" w:firstLine="840"/>
+        <w:jc w:val="left"/>
+        <w:rPr>
+          <w:rFonts w:hint="eastAsia"/>
+        </w:rPr>
+      </w:pPr>
+      <w:r>
+        <w:t>明，替代普通朝贡国。</w:t>
+      </w:r>
+    </w:p>
+    <w:p>
+      <w:pPr>
+        <w:widowControl/>
+        <w:jc w:val="left"/>
+        <w:rPr>
+          <w:rFonts w:hint="eastAsia"/>
+        </w:rPr>
+      </w:pPr>
+      <w:r>
+        <w:t> </w:t>
+      </w:r>
+      <w:r>
+        <w:t>设立条件</w:t>
+      </w:r>
+    </w:p>
+    <w:p>
+      <w:pPr>
+        <w:widowControl/>
+        <w:jc w:val="left"/>
+        <w:rPr>
+          <w:rFonts w:hint="eastAsia"/>
+        </w:rPr>
+      </w:pPr>
+      <w:r>
+        <w:t> </w:t>
+      </w:r>
+      <w:r>
+        <w:t> </w:t>
+      </w:r>
+      <w:r>
+        <w:t>宗主国必须是当前中华帝国皇帝，即持有天命的政权。</w:t>
+      </w:r>
+    </w:p>
+    <w:p>
+      <w:pPr>
+        <w:widowControl/>
+        <w:jc w:val="left"/>
+        <w:rPr>
+          <w:rFonts w:hint="eastAsia"/>
+        </w:rPr>
+      </w:pPr>
+      <w:r>
+        <w:t> </w:t>
+      </w:r>
+      <w:r>
+        <w:t> </w:t>
+      </w:r>
+      <w:r>
+        <w:t>目标国家必须保持独立，不能是列强，政府等级最高为王国。</w:t>
+      </w:r>
+    </w:p>
+    <w:p>
+      <w:pPr>
+        <w:widowControl/>
+        <w:jc w:val="left"/>
+        <w:rPr>
+          <w:rFonts w:hint="eastAsia"/>
+        </w:rPr>
+      </w:pPr>
+      <w:r>
+        <w:t> </w:t>
+      </w:r>
+      <w:r>
+        <w:t> </w:t>
+      </w:r>
+      <w:r>
+        <w:t>目标国家首都必须位于中华大区。</w:t>
+      </w:r>
+    </w:p>
+    <w:p>
+      <w:pPr>
+        <w:widowControl/>
+        <w:jc w:val="left"/>
+        <w:rPr>
+          <w:rFonts w:hint="eastAsia"/>
+        </w:rPr>
+      </w:pPr>
+      <w:r>
+        <w:t> </w:t>
+      </w:r>
+      <w:r>
+        <w:t> </w:t>
+      </w:r>
+      <w:proofErr w:type="gramStart"/>
+      <w:r>
+        <w:t>奉贡藩国</w:t>
+      </w:r>
+      <w:proofErr w:type="gramEnd"/>
+      <w:r>
+        <w:t>不占宗主国外交关系</w:t>
+      </w:r>
+      <w:r>
+        <w:rPr>
+          <w:rFonts w:hint="eastAsia"/>
+        </w:rPr>
+        <w:t>且不设上限</w:t>
+      </w:r>
+      <w:r>
+        <w:t>。</w:t>
+      </w:r>
+    </w:p>
+    <w:p>
+      <w:pPr>
+        <w:widowControl/>
+        <w:jc w:val="left"/>
+      </w:pPr>
+      <w:r>
+        <w:rPr>
+          <w:rFonts w:hint="eastAsia"/>
+        </w:rPr>
+        <w:t xml:space="preserve">  设立入口</w:t>
+      </w:r>
+    </w:p>
+    <w:p>
+      <w:pPr>
+        <w:widowControl/>
+        <w:jc w:val="left"/>
+      </w:pPr>
+      <w:r>
+        <w:tab/>
+      </w:r>
+      <w:r>
+        <w:rPr>
+          <w:rFonts w:hint="eastAsia"/>
+        </w:rPr>
+        <w:t>中华皇帝可以通过外交界面发起提议，需要目标国家对中华皇帝好感大于150花费10</w:t>
+      </w:r>
+    </w:p>
+    <w:p>
+      <w:pPr>
+        <w:widowControl/>
+        <w:ind w:firstLineChars="200" w:firstLine="420"/>
+        <w:jc w:val="left"/>
+        <w:rPr>
+          <w:rFonts w:hint="eastAsia"/>
+        </w:rPr>
+      </w:pPr>
+      <w:r>
+        <w:rPr>
+          <w:rFonts w:hint="eastAsia"/>
+        </w:rPr>
+        <w:t>点天命，对方可以拒绝；</w:t>
+      </w:r>
+    </w:p>
+    <w:p>
+      <w:pPr>
+        <w:widowControl/>
+        <w:jc w:val="left"/>
+      </w:pPr>
+      <w:r>
+        <w:tab/>
+      </w:r>
+      <w:r>
+        <w:rPr>
+          <w:rFonts w:hint="eastAsia"/>
+        </w:rPr>
+        <w:t>可以通过战争和平条约强制册封，但是必须满足设立条件，不能出现册封中华地区以</w:t>
+      </w:r>
+    </w:p>
+    <w:p>
+      <w:pPr>
+        <w:widowControl/>
+        <w:ind w:firstLineChars="200" w:firstLine="420"/>
+        <w:jc w:val="left"/>
+      </w:pPr>
+      <w:r>
+        <w:rPr>
+          <w:rFonts w:hint="eastAsia"/>
+        </w:rPr>
+        <w:t>外的国家；</w:t>
+      </w:r>
+    </w:p>
+    <w:p>
+      <w:pPr>
+        <w:widowControl/>
+        <w:ind w:firstLineChars="200" w:firstLine="420"/>
+        <w:jc w:val="left"/>
+      </w:pPr>
+      <w:r>
+        <w:rPr>
+          <w:rFonts w:hint="eastAsia"/>
+        </w:rPr>
+        <w:t>普通朝贡可以升级</w:t>
+      </w:r>
+      <w:proofErr w:type="gramStart"/>
+      <w:r>
+        <w:rPr>
+          <w:rFonts w:hint="eastAsia"/>
+        </w:rPr>
+        <w:t>为</w:t>
+      </w:r>
+      <w:r>
+        <w:t>奉贡藩国</w:t>
+      </w:r>
+      <w:proofErr w:type="gramEnd"/>
+      <w:r>
+        <w:rPr>
+          <w:rFonts w:hint="eastAsia"/>
+        </w:rPr>
+        <w:t>，</w:t>
+      </w:r>
+      <w:r>
+        <w:rPr>
+          <w:rFonts w:hint="eastAsia"/>
+        </w:rPr>
+        <w:t>但是必须满足设立条件，不能出现册封中华地区以</w:t>
+      </w:r>
+    </w:p>
+    <w:p>
+      <w:pPr>
+        <w:widowControl/>
+        <w:ind w:firstLineChars="200" w:firstLine="420"/>
+        <w:jc w:val="left"/>
+        <w:rPr>
+          <w:rFonts w:hint="eastAsia"/>
+        </w:rPr>
+      </w:pPr>
+      <w:r>
+        <w:rPr>
+          <w:rFonts w:hint="eastAsia"/>
+        </w:rPr>
+        <w:t>外的国家；</w:t>
+      </w:r>
+    </w:p>
+    <w:p>
+      <w:pPr>
+        <w:widowControl/>
+        <w:ind w:firstLineChars="200" w:firstLine="420"/>
+        <w:jc w:val="left"/>
+        <w:rPr>
+          <w:rFonts w:hint="eastAsia"/>
+        </w:rPr>
+      </w:pPr>
+    </w:p>
+    <w:p>
+      <w:pPr>
+        <w:widowControl/>
+        <w:jc w:val="left"/>
+        <w:rPr>
+          <w:rFonts w:hint="eastAsia"/>
+          <w:color w:val="EE0000"/>
+        </w:rPr>
+      </w:pPr>
+      <w:r>
+        <w:t> </w:t>
+      </w:r>
+      <w:r>
+        <w:rPr>
+          <w:color w:val="EE0000"/>
+        </w:rPr>
+        <w:t>贡赋义务</w:t>
+      </w:r>
+    </w:p>
+    <w:p>
+      <w:pPr>
+        <w:widowControl/>
+        <w:jc w:val="left"/>
+        <w:rPr>
+          <w:rFonts w:hint="eastAsia"/>
+          <w:color w:val="EE0000"/>
+        </w:rPr>
+      </w:pPr>
+      <w:r>
+        <w:rPr>
+          <w:color w:val="EE0000"/>
+        </w:rPr>
+        <w:t> </w:t>
+      </w:r>
+      <w:r>
+        <w:rPr>
+          <w:color w:val="EE0000"/>
+        </w:rPr>
+        <w:t> </w:t>
+      </w:r>
+      <w:proofErr w:type="gramStart"/>
+      <w:r>
+        <w:rPr>
+          <w:color w:val="EE0000"/>
+        </w:rPr>
+        <w:t>奉贡藩国</w:t>
+      </w:r>
+      <w:proofErr w:type="gramEnd"/>
+      <w:r>
+        <w:rPr>
+          <w:color w:val="EE0000"/>
+        </w:rPr>
+        <w:t>每月必须向宗主国缴纳全国总收入的10%，不能主动降低或停止缴纳。</w:t>
+      </w:r>
+    </w:p>
+    <w:p>
+      <w:pPr>
+        <w:widowControl/>
+        <w:jc w:val="left"/>
+        <w:rPr>
+          <w:color w:val="EE0000"/>
+        </w:rPr>
+      </w:pPr>
+      <w:r>
+        <w:rPr>
+          <w:color w:val="EE0000"/>
+        </w:rPr>
+        <w:t> </w:t>
+      </w:r>
+      <w:r>
+        <w:rPr>
+          <w:color w:val="EE0000"/>
+        </w:rPr>
+        <w:t> </w:t>
+      </w:r>
+      <w:r>
+        <w:rPr>
+          <w:color w:val="EE0000"/>
+        </w:rPr>
+        <w:t>保留原版年度朝贡功能；金钱与人力贡物按普通</w:t>
+      </w:r>
+      <w:proofErr w:type="gramStart"/>
+      <w:r>
+        <w:rPr>
+          <w:color w:val="EE0000"/>
+        </w:rPr>
+        <w:t>朝贡国</w:t>
+      </w:r>
+      <w:proofErr w:type="gramEnd"/>
+      <w:r>
+        <w:rPr>
+          <w:color w:val="EE0000"/>
+        </w:rPr>
+        <w:t>的50%计算，君主点贡物维持原数值。</w:t>
+      </w:r>
+    </w:p>
+    <w:p>
+      <w:pPr>
+        <w:widowControl/>
+        <w:jc w:val="left"/>
+        <w:rPr>
+          <w:rFonts w:hint="eastAsia"/>
+          <w:color w:val="EE0000"/>
+        </w:rPr>
+      </w:pPr>
+    </w:p>
+    <w:p>
+      <w:pPr>
+        <w:widowControl/>
+        <w:jc w:val="left"/>
+        <w:rPr>
+          <w:rFonts w:hint="eastAsia"/>
+        </w:rPr>
+      </w:pPr>
+      <w:r>
+        <w:t> </w:t>
+      </w:r>
+      <w:r>
+        <w:t>外交自主</w:t>
+      </w:r>
+    </w:p>
+    <w:p>
+      <w:pPr>
+        <w:widowControl/>
+        <w:jc w:val="left"/>
+        <w:rPr>
+          <w:rFonts w:hint="eastAsia"/>
+        </w:rPr>
+      </w:pPr>
+      <w:r>
+        <w:t> </w:t>
+      </w:r>
+      <w:r>
+        <w:t> </w:t>
+      </w:r>
+      <w:proofErr w:type="gramStart"/>
+      <w:r>
+        <w:t>奉贡藩国</w:t>
+      </w:r>
+      <w:proofErr w:type="gramEnd"/>
+      <w:r>
+        <w:t>可以自行结盟、王室联姻、改善关系、建立间谍网和发动对外战争。</w:t>
+      </w:r>
+    </w:p>
+    <w:p>
+      <w:pPr>
+        <w:widowControl/>
+        <w:jc w:val="left"/>
+        <w:rPr>
+          <w:rFonts w:hint="eastAsia"/>
+        </w:rPr>
+      </w:pPr>
+      <w:r>
+        <w:t> </w:t>
+      </w:r>
+      <w:r>
+        <w:t> </w:t>
+      </w:r>
+      <w:proofErr w:type="gramStart"/>
+      <w:r>
+        <w:t>奉贡藩国</w:t>
+      </w:r>
+      <w:proofErr w:type="gramEnd"/>
+      <w:r>
+        <w:t>保留自己的君主、军队、内政与外交体系，战争</w:t>
+      </w:r>
+      <w:proofErr w:type="gramStart"/>
+      <w:r>
+        <w:t>所得领土归奉贡</w:t>
+      </w:r>
+      <w:proofErr w:type="gramEnd"/>
+      <w:r>
+        <w:t>藩国所有。</w:t>
+      </w:r>
+    </w:p>
+    <w:p>
+      <w:pPr>
+        <w:widowControl/>
+        <w:jc w:val="left"/>
+      </w:pPr>
+      <w:r>
+        <w:t> </w:t>
+      </w:r>
+      <w:r>
+        <w:t> </w:t>
+      </w:r>
+      <w:proofErr w:type="gramStart"/>
+      <w:r>
+        <w:t>奉贡藩国</w:t>
+      </w:r>
+      <w:proofErr w:type="gramEnd"/>
+      <w:r>
+        <w:t>除“脱离华夏”决议、宗主国失去天命事件</w:t>
+      </w:r>
+      <w:r>
+        <w:rPr>
+          <w:rFonts w:hint="eastAsia"/>
+        </w:rPr>
+        <w:t>或者</w:t>
+      </w:r>
+      <w:r>
+        <w:t>其他</w:t>
+      </w:r>
+      <w:r>
+        <w:rPr>
+          <w:rFonts w:hint="eastAsia"/>
+        </w:rPr>
+        <w:t>任务</w:t>
+      </w:r>
+      <w:r>
+        <w:t>特殊事件外，</w:t>
+      </w:r>
+      <w:proofErr w:type="gramStart"/>
+      <w:r>
+        <w:t>奉贡藩</w:t>
+      </w:r>
+      <w:proofErr w:type="gramEnd"/>
+    </w:p>
+    <w:p>
+      <w:pPr>
+        <w:widowControl/>
+        <w:ind w:firstLineChars="200" w:firstLine="420"/>
+        <w:jc w:val="left"/>
+        <w:rPr>
+          <w:rFonts w:hint="eastAsia"/>
+        </w:rPr>
+      </w:pPr>
+      <w:r>
+        <w:t>国通常只能通过独立战争脱离</w:t>
+      </w:r>
+    </w:p>
+    <w:p>
+      <w:pPr>
+        <w:widowControl/>
+        <w:jc w:val="left"/>
+        <w:rPr>
+          <w:rFonts w:hint="eastAsia"/>
+        </w:rPr>
+      </w:pPr>
+      <w:r>
+        <w:t> </w:t>
+      </w:r>
+      <w:r>
+        <w:t>战争义务</w:t>
+      </w:r>
+    </w:p>
+    <w:p>
+      <w:pPr>
+        <w:widowControl/>
+        <w:jc w:val="left"/>
+        <w:rPr>
+          <w:rFonts w:hint="eastAsia"/>
+        </w:rPr>
+      </w:pPr>
+      <w:r>
+        <w:t> </w:t>
+      </w:r>
+      <w:r>
+        <w:t> </w:t>
+      </w:r>
+      <w:proofErr w:type="gramStart"/>
+      <w:r>
+        <w:t>奉贡藩国</w:t>
+      </w:r>
+      <w:proofErr w:type="gramEnd"/>
+      <w:r>
+        <w:t>不会自动参加宗主国的全部战争，但宗主国可以召集其参战。</w:t>
+      </w:r>
+    </w:p>
+    <w:p>
+      <w:pPr>
+        <w:widowControl/>
+        <w:jc w:val="left"/>
+      </w:pPr>
+      <w:r>
+        <w:tab/>
+      </w:r>
+      <w:proofErr w:type="gramStart"/>
+      <w:r>
+        <w:t>奉贡藩国</w:t>
+      </w:r>
+      <w:proofErr w:type="gramEnd"/>
+      <w:r>
+        <w:rPr>
+          <w:rFonts w:hint="eastAsia"/>
+        </w:rPr>
+        <w:t>可以在未被召集的情况下主动参加宗主国的</w:t>
+      </w:r>
+      <w:r>
+        <w:rPr>
+          <w:rFonts w:hint="eastAsia"/>
+        </w:rPr>
+        <w:t>全部进攻</w:t>
+      </w:r>
+      <w:r>
+        <w:rPr>
+          <w:rFonts w:hint="eastAsia"/>
+        </w:rPr>
+        <w:t>战争</w:t>
+      </w:r>
+      <w:r>
+        <w:rPr>
+          <w:rFonts w:hint="eastAsia"/>
+        </w:rPr>
+        <w:t>或者全部防御战</w:t>
+      </w:r>
+    </w:p>
+    <w:p>
+      <w:pPr>
+        <w:widowControl/>
+        <w:ind w:firstLineChars="200" w:firstLine="420"/>
+        <w:jc w:val="left"/>
+        <w:rPr>
+          <w:rFonts w:hint="eastAsia"/>
+        </w:rPr>
+      </w:pPr>
+      <w:r>
+        <w:rPr>
+          <w:rFonts w:hint="eastAsia"/>
+        </w:rPr>
+        <w:lastRenderedPageBreak/>
+        <w:t>争</w:t>
+      </w:r>
+      <w:r>
+        <w:rPr>
+          <w:rFonts w:hint="eastAsia"/>
+        </w:rPr>
+        <w:t>，宗主国好感+50</w:t>
+      </w:r>
+      <w:r>
+        <w:rPr>
+          <w:rFonts w:hint="eastAsia"/>
+        </w:rPr>
+        <w:t>、</w:t>
+      </w:r>
+      <w:r>
+        <w:rPr>
+          <w:rFonts w:hint="eastAsia"/>
+        </w:rPr>
+        <w:t>信任+5</w:t>
+      </w:r>
+      <w:r>
+        <w:rPr>
+          <w:rFonts w:hint="eastAsia"/>
+        </w:rPr>
+        <w:t>，宗主</w:t>
+      </w:r>
+      <w:proofErr w:type="gramStart"/>
+      <w:r>
+        <w:rPr>
+          <w:rFonts w:hint="eastAsia"/>
+        </w:rPr>
+        <w:t>欠</w:t>
+      </w:r>
+      <w:r>
+        <w:t>奉贡藩国</w:t>
+      </w:r>
+      <w:proofErr w:type="gramEnd"/>
+      <w:r>
+        <w:rPr>
+          <w:rFonts w:hint="eastAsia"/>
+        </w:rPr>
+        <w:t>10人情</w:t>
+      </w:r>
+    </w:p>
+    <w:p>
+      <w:pPr>
+        <w:widowControl/>
+        <w:jc w:val="left"/>
+      </w:pPr>
+      <w:r>
+        <w:t> </w:t>
+      </w:r>
+      <w:r>
+        <w:t> </w:t>
+      </w:r>
+      <w:r>
+        <w:t>召集参加进攻战争消耗20点属国对宗主国的好感</w:t>
+      </w:r>
+      <w:r>
+        <w:rPr>
+          <w:rFonts w:hint="eastAsia"/>
+        </w:rPr>
+        <w:t>，</w:t>
+      </w:r>
+      <w:r>
+        <w:rPr>
+          <w:rFonts w:hint="eastAsia"/>
+        </w:rPr>
+        <w:t>并增加1</w:t>
+      </w:r>
+      <w:r>
+        <w:rPr>
+          <w:rFonts w:hint="eastAsia"/>
+        </w:rPr>
+        <w:t>5</w:t>
+      </w:r>
+      <w:r>
+        <w:rPr>
+          <w:rFonts w:hint="eastAsia"/>
+        </w:rPr>
+        <w:t>%独立倾向</w:t>
+      </w:r>
+      <w:r>
+        <w:rPr>
+          <w:rFonts w:hint="eastAsia"/>
+        </w:rPr>
+        <w:t>（持续15</w:t>
+      </w:r>
+    </w:p>
+    <w:p>
+      <w:pPr>
+        <w:widowControl/>
         <w:ind w:firstLine="420"/>
         <w:jc w:val="left"/>
-        <w:rPr>
-          <w:rFonts w:hint="eastAsia"/>
-        </w:rPr>
-      </w:pPr>
+      </w:pPr>
+      <w:r>
+        <w:rPr>
+          <w:rFonts w:hint="eastAsia"/>
+        </w:rPr>
+        <w:t>年）</w:t>
+      </w:r>
+      <w:r>
+        <w:rPr>
+          <w:rFonts w:hint="eastAsia"/>
+        </w:rPr>
+        <w:t>；</w:t>
+      </w:r>
+      <w:r>
+        <w:t>召集参加防御战争消耗10点好感</w:t>
+      </w:r>
+      <w:r>
+        <w:rPr>
+          <w:rFonts w:hint="eastAsia"/>
+        </w:rPr>
+        <w:t>，并增加</w:t>
+      </w:r>
+      <w:r>
+        <w:rPr>
+          <w:rFonts w:hint="eastAsia"/>
+        </w:rPr>
+        <w:t>10</w:t>
+      </w:r>
+      <w:r>
+        <w:rPr>
+          <w:rFonts w:hint="eastAsia"/>
+        </w:rPr>
+        <w:t>%独立倾向</w:t>
+      </w:r>
+      <w:r>
+        <w:rPr>
+          <w:rFonts w:hint="eastAsia"/>
+        </w:rPr>
+        <w:t>（持续10年）</w:t>
+      </w:r>
+      <w:r>
+        <w:t>。</w:t>
+      </w:r>
+      <w:r>
+        <w:rPr>
+          <w:rFonts w:hint="eastAsia"/>
+        </w:rPr>
+        <w:t>（</w:t>
+      </w:r>
+      <w:r>
+        <w:rPr>
+          <w:rFonts w:hint="eastAsia"/>
+        </w:rPr>
+        <w:t>默认已</w:t>
+      </w:r>
     </w:p>
     <w:p>
       <w:pPr>
@@ -1669,471 +4594,90 @@
           <w:rFonts w:hint="eastAsia"/>
         </w:rPr>
       </w:pPr>
-    </w:p>
-    <w:p>
-      <w:pPr>
-        <w:widowControl/>
-        <w:jc w:val="left"/>
-        <w:rPr>
-          <w:rFonts w:hint="eastAsia"/>
-        </w:rPr>
-      </w:pPr>
-      <w:r>
-        <w:rPr>
-          <w:rFonts w:hint="eastAsia"/>
-        </w:rPr>
-        <w:t>任务树</w:t>
-      </w:r>
-    </w:p>
-    <w:p>
-      <w:pPr>
-        <w:widowControl/>
-        <w:jc w:val="left"/>
-        <w:rPr>
-          <w:rFonts w:hint="eastAsia"/>
-        </w:rPr>
-      </w:pPr>
-    </w:p>
-    <w:p>
-      <w:pPr>
-        <w:widowControl/>
-        <w:jc w:val="left"/>
-        <w:rPr>
-          <w:rFonts w:hint="eastAsia"/>
-        </w:rPr>
-      </w:pPr>
-      <w:r>
-        <w:rPr>
-          <w:rFonts w:hint="eastAsia"/>
-        </w:rPr>
-        <w:t>国家决议</w:t>
-      </w:r>
-    </w:p>
-    <w:p>
-      <w:pPr>
-        <w:widowControl/>
-        <w:jc w:val="left"/>
-        <w:rPr>
-          <w:rFonts w:hint="eastAsia"/>
-        </w:rPr>
-      </w:pPr>
-    </w:p>
-    <w:p>
-      <w:pPr>
-        <w:widowControl/>
-        <w:jc w:val="left"/>
-        <w:rPr>
-          <w:rFonts w:hint="eastAsia"/>
-        </w:rPr>
-      </w:pPr>
-      <w:r>
-        <w:rPr>
-          <w:rFonts w:hint="eastAsia"/>
-        </w:rPr>
-        <w:t>重新设计理念</w:t>
-      </w:r>
-    </w:p>
-    <w:p>
-      <w:pPr>
-        <w:widowControl/>
-        <w:jc w:val="left"/>
-        <w:rPr>
-          <w:rFonts w:hint="eastAsia"/>
-        </w:rPr>
-      </w:pPr>
-      <w:r>
-        <w:tab/>
-      </w:r>
-      <w:r>
-        <w:rPr>
-          <w:rFonts w:hint="eastAsia"/>
-        </w:rPr>
-        <w:t>理念传统 宗族林立 新继承人+50% 每年正统+1</w:t>
-      </w:r>
-    </w:p>
-    <w:p>
-      <w:pPr>
-        <w:widowControl/>
-        <w:jc w:val="left"/>
-        <w:rPr>
-          <w:rFonts w:hint="eastAsia"/>
-        </w:rPr>
-      </w:pPr>
-      <w:r>
-        <w:tab/>
-      </w:r>
-      <w:r>
-        <w:tab/>
-      </w:r>
-      <w:r>
-        <w:tab/>
-      </w:r>
-      <w:r>
-        <w:rPr>
-          <w:rFonts w:hint="eastAsia"/>
-        </w:rPr>
-        <w:t xml:space="preserve"> 下南洋 殖民队</w:t>
-      </w:r>
-      <w:r>
-        <w:rPr>
-          <w:rFonts w:hint="eastAsia"/>
-        </w:rPr>
-        <w:t xml:space="preserve"> </w:t>
-      </w:r>
-      <w:r>
-        <w:rPr>
-          <w:rFonts w:hint="eastAsia"/>
-        </w:rPr>
-        <w:t>+1 殖民几率</w:t>
-      </w:r>
-      <w:r>
-        <w:rPr>
-          <w:rFonts w:hint="eastAsia"/>
-        </w:rPr>
-        <w:t xml:space="preserve"> </w:t>
-      </w:r>
-      <w:r>
-        <w:rPr>
-          <w:rFonts w:hint="eastAsia"/>
-        </w:rPr>
-        <w:t>+10%</w:t>
-      </w:r>
-    </w:p>
-    <w:p>
-      <w:pPr>
-        <w:widowControl/>
-        <w:jc w:val="left"/>
-        <w:rPr>
-          <w:rFonts w:hint="eastAsia"/>
-        </w:rPr>
-      </w:pPr>
-      <w:r>
-        <w:tab/>
-      </w:r>
-      <w:r>
-        <w:tab/>
-      </w:r>
-      <w:r>
-        <w:tab/>
-      </w:r>
-      <w:r>
-        <w:rPr>
-          <w:rFonts w:hint="eastAsia"/>
-        </w:rPr>
-        <w:t xml:space="preserve"> 通商贸易 贸易效率</w:t>
-      </w:r>
-      <w:r>
-        <w:rPr>
-          <w:rFonts w:hint="eastAsia"/>
-        </w:rPr>
-        <w:t xml:space="preserve"> </w:t>
-      </w:r>
-      <w:r>
-        <w:rPr>
-          <w:rFonts w:hint="eastAsia"/>
-        </w:rPr>
-        <w:t>+15%</w:t>
-      </w:r>
-    </w:p>
-    <w:p>
-      <w:pPr>
-        <w:widowControl/>
-        <w:jc w:val="left"/>
-        <w:rPr>
-          <w:rFonts w:hint="eastAsia"/>
-        </w:rPr>
-      </w:pPr>
-      <w:r>
-        <w:lastRenderedPageBreak/>
-        <w:tab/>
-      </w:r>
-      <w:r>
-        <w:tab/>
-      </w:r>
-      <w:r>
-        <w:tab/>
-      </w:r>
-      <w:r>
-        <w:rPr>
-          <w:rFonts w:hint="eastAsia"/>
-        </w:rPr>
-        <w:t xml:space="preserve"> </w:t>
-      </w:r>
-      <w:r>
-        <w:rPr>
-          <w:rFonts w:hint="eastAsia"/>
-        </w:rPr>
-        <w:t>临海之子 水手修正</w:t>
-      </w:r>
-      <w:r>
-        <w:rPr>
-          <w:rFonts w:hint="eastAsia"/>
-        </w:rPr>
-        <w:t xml:space="preserve"> </w:t>
-      </w:r>
-      <w:r>
-        <w:rPr>
-          <w:rFonts w:hint="eastAsia"/>
-        </w:rPr>
-        <w:t>+30%</w:t>
-      </w:r>
-    </w:p>
-    <w:p>
-      <w:pPr>
-        <w:widowControl/>
-        <w:jc w:val="left"/>
-        <w:rPr>
-          <w:rFonts w:hint="eastAsia"/>
-        </w:rPr>
-      </w:pPr>
-      <w:r>
-        <w:tab/>
-      </w:r>
-      <w:r>
-        <w:tab/>
-      </w:r>
-      <w:r>
-        <w:tab/>
-      </w:r>
-      <w:r>
-        <w:rPr>
-          <w:rFonts w:hint="eastAsia"/>
-        </w:rPr>
-        <w:t xml:space="preserve"> 南蛮荒地 核心花费</w:t>
-      </w:r>
-      <w:r>
-        <w:rPr>
-          <w:rFonts w:hint="eastAsia"/>
-        </w:rPr>
-        <w:t xml:space="preserve"> </w:t>
-      </w:r>
-      <w:r>
-        <w:rPr>
-          <w:rFonts w:hint="eastAsia"/>
-        </w:rPr>
-        <w:t>-15%</w:t>
-      </w:r>
-    </w:p>
-    <w:p>
-      <w:pPr>
-        <w:widowControl/>
-        <w:jc w:val="left"/>
-        <w:rPr>
-          <w:rFonts w:hint="eastAsia"/>
-        </w:rPr>
-      </w:pPr>
-      <w:r>
-        <w:tab/>
-      </w:r>
-      <w:r>
-        <w:tab/>
-      </w:r>
-      <w:r>
-        <w:tab/>
-      </w:r>
-      <w:r>
-        <w:rPr>
-          <w:rFonts w:hint="eastAsia"/>
-        </w:rPr>
-        <w:t xml:space="preserve"> 私军 陆军训练度 +5%</w:t>
-      </w:r>
-    </w:p>
-    <w:p>
-      <w:pPr>
-        <w:widowControl/>
-        <w:jc w:val="left"/>
-        <w:rPr>
-          <w:rFonts w:hint="eastAsia"/>
-        </w:rPr>
-      </w:pPr>
-      <w:r>
-        <w:tab/>
-      </w:r>
-      <w:r>
-        <w:tab/>
-      </w:r>
-      <w:r>
-        <w:tab/>
-      </w:r>
-      <w:r>
-        <w:rPr>
-          <w:rFonts w:hint="eastAsia"/>
-        </w:rPr>
-        <w:t xml:space="preserve"> 粤语 </w:t>
-      </w:r>
-      <w:r>
-        <w:rPr>
-          <w:rFonts w:hint="eastAsia"/>
-        </w:rPr>
-        <w:t>转变文化花费 -50%</w:t>
-      </w:r>
-    </w:p>
-    <w:p>
-      <w:pPr>
-        <w:widowControl/>
-        <w:jc w:val="left"/>
-        <w:rPr>
-          <w:rFonts w:hint="eastAsia"/>
-        </w:rPr>
-      </w:pPr>
-      <w:r>
-        <w:tab/>
-      </w:r>
-      <w:r>
-        <w:tab/>
-      </w:r>
-      <w:r>
-        <w:tab/>
-      </w:r>
-      <w:r>
-        <w:rPr>
-          <w:rFonts w:hint="eastAsia"/>
-        </w:rPr>
-        <w:t xml:space="preserve"> </w:t>
-      </w:r>
-      <w:r>
-        <w:rPr>
-          <w:rFonts w:hint="eastAsia"/>
-        </w:rPr>
-        <w:t>你也喜欢野味吗 生产效率 +10%</w:t>
-      </w:r>
-    </w:p>
-    <w:p>
-      <w:pPr>
-        <w:widowControl/>
-        <w:jc w:val="left"/>
-        <w:rPr>
-          <w:rFonts w:hint="eastAsia"/>
-        </w:rPr>
-      </w:pPr>
-      <w:r>
-        <w:tab/>
-      </w:r>
-      <w:r>
-        <w:rPr>
-          <w:rFonts w:hint="eastAsia"/>
-        </w:rPr>
-        <w:t xml:space="preserve">奖励     </w:t>
-      </w:r>
-      <w:r>
-        <w:rPr>
-          <w:rFonts w:hint="eastAsia"/>
-        </w:rPr>
-        <w:t>商人队 +1</w:t>
-      </w:r>
-    </w:p>
-    <w:p>
-      <w:pPr>
-        <w:widowControl/>
-        <w:jc w:val="left"/>
-        <w:rPr>
-          <w:rFonts w:hint="eastAsia"/>
-        </w:rPr>
-      </w:pPr>
-      <w:r>
-        <w:rPr>
-          <w:rFonts w:hint="eastAsia"/>
-        </w:rPr>
-        <w:t>新政府改革</w:t>
-      </w:r>
-    </w:p>
-    <w:p>
-      <w:pPr>
-        <w:widowControl/>
-        <w:jc w:val="left"/>
-        <w:rPr>
-          <w:rFonts w:hint="eastAsia"/>
-        </w:rPr>
-      </w:pPr>
-      <w:r>
-        <w:rPr>
-          <w:rFonts w:hint="eastAsia"/>
-        </w:rPr>
-        <w:t>新宗教 宗教改革</w:t>
-      </w:r>
-    </w:p>
-    <w:p>
-      <w:pPr>
-        <w:widowControl/>
-        <w:jc w:val="left"/>
-        <w:rPr>
-          <w:rFonts w:hint="eastAsia"/>
-        </w:rPr>
-      </w:pPr>
-      <w:r>
-        <w:rPr>
-          <w:rFonts w:hint="eastAsia"/>
-        </w:rPr>
-        <w:t>明 关于广东问题的任务树和事件</w:t>
-      </w:r>
-    </w:p>
-    <w:p>
-      <w:pPr>
-        <w:widowControl/>
-        <w:jc w:val="left"/>
-        <w:rPr>
-          <w:rFonts w:hint="eastAsia"/>
-        </w:rPr>
-      </w:pPr>
-      <w:r>
-        <w:rPr>
-          <w:rFonts w:hint="eastAsia"/>
-        </w:rPr>
-        <w:t>新 中华大地机制 天命机制</w:t>
-      </w:r>
-    </w:p>
-    <w:p>
-      <w:pPr>
-        <w:widowControl/>
-        <w:jc w:val="left"/>
-        <w:rPr>
-          <w:rFonts w:hint="eastAsia"/>
-        </w:rPr>
-      </w:pPr>
-    </w:p>
-    <w:p>
-      <w:pPr>
-        <w:widowControl/>
-        <w:jc w:val="left"/>
-        <w:rPr>
-          <w:rFonts w:hint="eastAsia"/>
-        </w:rPr>
-      </w:pPr>
-      <w:r>
-        <w:rPr>
-          <w:rFonts w:hint="eastAsia"/>
-        </w:rPr>
-        <w:t>新 附庸机制</w:t>
-      </w:r>
-    </w:p>
-    <w:p>
-      <w:pPr>
-        <w:widowControl/>
-        <w:jc w:val="left"/>
-        <w:rPr>
-          <w:rFonts w:hint="eastAsia"/>
-        </w:rPr>
+      <w:r>
+        <w:rPr>
+          <w:rFonts w:hint="eastAsia"/>
+        </w:rPr>
+        <w:t>有全部DLC）</w:t>
+      </w:r>
+    </w:p>
+    <w:p>
+      <w:pPr>
+        <w:widowControl/>
+        <w:jc w:val="left"/>
       </w:pPr>
       <w:r>
         <w:t> </w:t>
       </w:r>
       <w:r>
-        <w:t>名称：奉贡藩国</w:t>
-      </w:r>
-    </w:p>
-    <w:p>
-      <w:pPr>
-        <w:widowControl/>
-        <w:jc w:val="left"/>
-        <w:rPr>
-          <w:rFonts w:hint="eastAsia"/>
-        </w:rPr>
-      </w:pPr>
-      <w:r>
         <w:t> </w:t>
       </w:r>
       <w:r>
-        <w:t>定位：由中华天子正式册封、保留高度自治权的藩国。广东开局以该关系臣属于明，替代普通朝贡国。</w:t>
+        <w:t>宗主国必须</w:t>
+      </w:r>
+      <w:proofErr w:type="gramStart"/>
+      <w:r>
+        <w:t>保护奉贡藩国</w:t>
+      </w:r>
+      <w:proofErr w:type="gramEnd"/>
+      <w:r>
+        <w:t>；</w:t>
+      </w:r>
+      <w:proofErr w:type="gramStart"/>
+      <w:r>
+        <w:t>奉贡藩国</w:t>
+      </w:r>
+      <w:proofErr w:type="gramEnd"/>
+      <w:r>
+        <w:t>遭受外敌进攻时，宗主国应当参战</w:t>
+      </w:r>
+      <w:r>
+        <w:rPr>
+          <w:rFonts w:hint="eastAsia"/>
+        </w:rPr>
+        <w:t>；若未参战，</w:t>
+      </w:r>
+    </w:p>
+    <w:p>
+      <w:pPr>
+        <w:widowControl/>
+        <w:ind w:firstLineChars="200" w:firstLine="420"/>
+        <w:jc w:val="left"/>
+      </w:pPr>
+      <w:r>
+        <w:rPr>
+          <w:rFonts w:hint="eastAsia"/>
+        </w:rPr>
+        <w:t>所有属国独立倾向+20%，所有属国好感度-50，天命-10</w:t>
+      </w:r>
+      <w:r>
+        <w:t>。</w:t>
+      </w:r>
+    </w:p>
+    <w:p>
+      <w:pPr>
+        <w:widowControl/>
+        <w:ind w:firstLineChars="200" w:firstLine="420"/>
+        <w:jc w:val="left"/>
+        <w:rPr>
+          <w:rFonts w:hint="eastAsia"/>
+        </w:rPr>
+      </w:pPr>
+      <w:proofErr w:type="gramStart"/>
+      <w:r>
+        <w:t>奉贡藩国</w:t>
+      </w:r>
+      <w:proofErr w:type="gramEnd"/>
+      <w:r>
+        <w:t>不能对同一宗主国的</w:t>
+      </w:r>
+      <w:proofErr w:type="gramStart"/>
+      <w:r>
+        <w:t>其他奉贡藩国</w:t>
+      </w:r>
+      <w:proofErr w:type="gramEnd"/>
+      <w:r>
+        <w:t>宣战。</w:t>
       </w:r>
     </w:p>
     <w:p>
@@ -2148,7 +4692,7 @@
         <w:t> </w:t>
       </w:r>
       <w:r>
-        <w:t>设立条件</w:t>
+        <w:t>自治保障</w:t>
       </w:r>
     </w:p>
     <w:p>
@@ -2166,16 +4710,21 @@
         <w:t> </w:t>
       </w:r>
       <w:r>
-        <w:t>宗主国必须是当前中华帝国皇帝，即持有天命的政权。</w:t>
-      </w:r>
-    </w:p>
-    <w:p>
-      <w:pPr>
-        <w:widowControl/>
-        <w:jc w:val="left"/>
-        <w:rPr>
-          <w:rFonts w:hint="eastAsia"/>
-        </w:rPr>
+        <w:t>宗主国不能通过普通外交手段吞并或</w:t>
+      </w:r>
+      <w:proofErr w:type="gramStart"/>
+      <w:r>
+        <w:t>整合奉贡藩国</w:t>
+      </w:r>
+      <w:proofErr w:type="gramEnd"/>
+      <w:r>
+        <w:t>。</w:t>
+      </w:r>
+    </w:p>
+    <w:p>
+      <w:pPr>
+        <w:widowControl/>
+        <w:jc w:val="left"/>
       </w:pPr>
       <w:r>
         <w:t> </w:t>
@@ -2184,7 +4733,28 @@
         <w:t> </w:t>
       </w:r>
       <w:r>
-        <w:t>目标国家必须保持独立，不能是列强，政府等级最高为王国。</w:t>
+        <w:t>宗主国不能强制</w:t>
+      </w:r>
+      <w:proofErr w:type="gramStart"/>
+      <w:r>
+        <w:t>改变奉贡藩国</w:t>
+      </w:r>
+      <w:proofErr w:type="gramEnd"/>
+      <w:r>
+        <w:t>的宗教、主要文化或统治王朝，也不能无偿夺取其领土</w:t>
+      </w:r>
+    </w:p>
+    <w:p>
+      <w:pPr>
+        <w:widowControl/>
+        <w:ind w:firstLineChars="200" w:firstLine="420"/>
+        <w:jc w:val="left"/>
+        <w:rPr>
+          <w:rFonts w:hint="eastAsia"/>
+        </w:rPr>
+      </w:pPr>
+      <w:r>
+        <w:t>或强制转移贸易。</w:t>
       </w:r>
     </w:p>
     <w:p>
@@ -2202,7 +4772,18 @@
         <w:t> </w:t>
       </w:r>
       <w:r>
-        <w:t>目标国家首都必须位于中华大区。</w:t>
+        <w:t>宗主国</w:t>
+      </w:r>
+      <w:proofErr w:type="gramStart"/>
+      <w:r>
+        <w:t>与奉贡藩国</w:t>
+      </w:r>
+      <w:proofErr w:type="gramEnd"/>
+      <w:r>
+        <w:t>互相拥有军事通行权，</w:t>
+      </w:r>
+      <w:r>
+        <w:t>共同参战时可以正常使用盟友港口。</w:t>
       </w:r>
     </w:p>
     <w:p>
@@ -2217,25 +4798,30 @@
         <w:t> </w:t>
       </w:r>
       <w:r>
+        <w:t>独立倾向与国家等级</w:t>
+      </w:r>
+    </w:p>
+    <w:p>
+      <w:pPr>
+        <w:widowControl/>
+        <w:jc w:val="left"/>
+        <w:rPr>
+          <w:rFonts w:hint="eastAsia"/>
+        </w:rPr>
+      </w:pPr>
+      <w:r>
         <w:t> </w:t>
       </w:r>
       <w:r>
-        <w:t>奉贡藩国不占宗主国外交关系，但每个宗主国最多拥有3个奉贡藩国。</w:t>
-      </w:r>
-    </w:p>
-    <w:p>
-      <w:pPr>
-        <w:widowControl/>
-        <w:jc w:val="left"/>
-        <w:rPr>
-          <w:rFonts w:hint="eastAsia"/>
-        </w:rPr>
-      </w:pPr>
-      <w:r>
         <w:t> </w:t>
       </w:r>
-      <w:r>
-        <w:t>贡赋义务</w:t>
+      <w:proofErr w:type="gramStart"/>
+      <w:r>
+        <w:t>奉贡藩国</w:t>
+      </w:r>
+      <w:proofErr w:type="gramEnd"/>
+      <w:r>
+        <w:t>拥有10%的基础独立倾向，并可以发动独立战争。</w:t>
       </w:r>
     </w:p>
     <w:p>
@@ -2252,8 +4838,13 @@
       <w:r>
         <w:t> </w:t>
       </w:r>
-      <w:r>
-        <w:t>奉贡藩国每月必须向宗主国缴纳全国总收入的10%，不能主动降低或停止缴纳。</w:t>
+      <w:proofErr w:type="gramStart"/>
+      <w:r>
+        <w:t>奉贡藩国</w:t>
+      </w:r>
+      <w:proofErr w:type="gramEnd"/>
+      <w:r>
+        <w:t>最高只能维持王国等级，在仍受册封期间不能提升为帝国。</w:t>
       </w:r>
     </w:p>
     <w:p>
@@ -2268,252 +4859,529 @@
         <w:t> </w:t>
       </w:r>
       <w:r>
+        <w:t>关系变化</w:t>
+      </w:r>
+    </w:p>
+    <w:p>
+      <w:pPr>
+        <w:widowControl/>
+        <w:jc w:val="left"/>
+        <w:rPr>
+          <w:color w:val="EE0000"/>
+        </w:rPr>
+      </w:pPr>
+      <w:r>
         <w:t> </w:t>
       </w:r>
       <w:r>
-        <w:t>保留原版年度朝贡功能；金钱与人力贡物按普通朝贡国的50%计算，君主点贡物维持原数值。</w:t>
-      </w:r>
-    </w:p>
-    <w:p>
-      <w:pPr>
-        <w:widowControl/>
-        <w:jc w:val="left"/>
-        <w:rPr>
-          <w:rFonts w:hint="eastAsia"/>
-        </w:rPr>
-      </w:pPr>
-      <w:r>
+        <w:rPr>
+          <w:color w:val="EE0000"/>
+        </w:rPr>
         <w:t> </w:t>
       </w:r>
       <w:r>
-        <w:t>外交自主</w:t>
-      </w:r>
-    </w:p>
-    <w:p>
-      <w:pPr>
-        <w:widowControl/>
-        <w:jc w:val="left"/>
-        <w:rPr>
-          <w:rFonts w:hint="eastAsia"/>
-        </w:rPr>
-      </w:pPr>
-      <w:r>
-        <w:t> </w:t>
-      </w:r>
-      <w:r>
-        <w:t> </w:t>
-      </w:r>
-      <w:r>
-        <w:t>奉贡藩国可以自行结盟、王室联姻、改善关系、建立间谍网和发动对外战争。</w:t>
-      </w:r>
-    </w:p>
-    <w:p>
-      <w:pPr>
-        <w:widowControl/>
-        <w:jc w:val="left"/>
-        <w:rPr>
-          <w:rFonts w:hint="eastAsia"/>
-        </w:rPr>
-      </w:pPr>
-      <w:r>
-        <w:t> </w:t>
-      </w:r>
-      <w:r>
-        <w:t> </w:t>
-      </w:r>
-      <w:r>
-        <w:t>奉贡藩国保留自己的君主、军队、内政与外交体系，战争所得领土归奉贡藩国所有。</w:t>
-      </w:r>
-    </w:p>
-    <w:p>
-      <w:pPr>
-        <w:widowControl/>
-        <w:jc w:val="left"/>
-        <w:rPr>
-          <w:rFonts w:hint="eastAsia"/>
-        </w:rPr>
-      </w:pPr>
-      <w:r>
-        <w:t> </w:t>
-      </w:r>
-      <w:r>
-        <w:t> </w:t>
-      </w:r>
-      <w:r>
-        <w:t>奉贡藩国不能直接攻击宗主国，只能通过独立战争脱离关系；原则上也不能攻击同一宗主国的其他奉贡藩国。</w:t>
-      </w:r>
-    </w:p>
-    <w:p>
-      <w:pPr>
-        <w:widowControl/>
-        <w:jc w:val="left"/>
-        <w:rPr>
-          <w:rFonts w:hint="eastAsia"/>
-        </w:rPr>
-      </w:pPr>
-      <w:r>
-        <w:t> </w:t>
-      </w:r>
-      <w:r>
-        <w:t>战争义务</w:t>
-      </w:r>
-    </w:p>
-    <w:p>
-      <w:pPr>
-        <w:widowControl/>
-        <w:jc w:val="left"/>
-        <w:rPr>
-          <w:rFonts w:hint="eastAsia"/>
-        </w:rPr>
-      </w:pPr>
-      <w:r>
-        <w:t> </w:t>
-      </w:r>
-      <w:r>
-        <w:t> </w:t>
-      </w:r>
-      <w:r>
-        <w:t>奉贡藩国不会自动参加宗主国的全部战争，但宗主国可以召集其参战。</w:t>
-      </w:r>
-    </w:p>
-    <w:p>
-      <w:pPr>
-        <w:widowControl/>
-        <w:jc w:val="left"/>
-        <w:rPr>
-          <w:rFonts w:hint="eastAsia"/>
-          <w:color w:val="EE0000"/>
-        </w:rPr>
-      </w:pPr>
-      <w:r>
-        <w:tab/>
-      </w:r>
+        <w:rPr>
+          <w:color w:val="EE0000"/>
+        </w:rPr>
+        <w:t>宗主国失去天命后，</w:t>
+      </w:r>
+      <w:proofErr w:type="gramStart"/>
       <w:r>
         <w:rPr>
           <w:color w:val="EE0000"/>
         </w:rPr>
         <w:t>奉贡藩国</w:t>
       </w:r>
-      <w:r>
-        <w:rPr>
-          <w:rFonts w:hint="eastAsia"/>
-          <w:color w:val="EE0000"/>
-        </w:rPr>
-        <w:t>可以在未被召集的情况下主动参加宗主国的战争</w:t>
-      </w:r>
-      <w:r>
-        <w:rPr>
-          <w:rFonts w:hint="eastAsia"/>
-          <w:color w:val="EE0000"/>
-        </w:rPr>
-        <w:t>（全部or单一？）</w:t>
-      </w:r>
-      <w:r>
-        <w:rPr>
-          <w:rFonts w:hint="eastAsia"/>
-          <w:color w:val="EE0000"/>
-        </w:rPr>
-        <w:t>，宗主国好感+50</w:t>
-      </w:r>
-      <w:r>
-        <w:rPr>
-          <w:rFonts w:hint="eastAsia"/>
-          <w:color w:val="EE0000"/>
-        </w:rPr>
-        <w:t>、</w:t>
-      </w:r>
-      <w:r>
-        <w:rPr>
-          <w:rFonts w:hint="eastAsia"/>
-          <w:color w:val="EE0000"/>
-        </w:rPr>
-        <w:t>信任+5</w:t>
-      </w:r>
-      <w:r>
-        <w:rPr>
-          <w:rFonts w:hint="eastAsia"/>
-          <w:color w:val="EE0000"/>
-        </w:rPr>
-        <w:t>，宗主欠</w:t>
-      </w:r>
-      <w:r>
-        <w:rPr>
-          <w:color w:val="EE0000"/>
-        </w:rPr>
+      <w:proofErr w:type="gramEnd"/>
+      <w:r>
+        <w:rPr>
+          <w:rFonts w:hint="eastAsia"/>
+          <w:color w:val="EE0000"/>
+        </w:rPr>
+        <w:t>弹出事件，</w:t>
+      </w:r>
+      <w:r>
+        <w:rPr>
+          <w:color w:val="EE0000"/>
+        </w:rPr>
+        <w:t>可以选择</w:t>
+      </w:r>
+      <w:r>
+        <w:rPr>
+          <w:rFonts w:hint="eastAsia"/>
+          <w:color w:val="EE0000"/>
+        </w:rPr>
+        <w:t>三个选项：</w:t>
+      </w:r>
+    </w:p>
+    <w:p>
+      <w:pPr>
+        <w:widowControl/>
+        <w:ind w:firstLineChars="200" w:firstLine="420"/>
+        <w:jc w:val="left"/>
+        <w:rPr>
+          <w:color w:val="EE0000"/>
+        </w:rPr>
+      </w:pPr>
+      <w:r>
+        <w:rPr>
+          <w:rFonts w:hint="eastAsia"/>
+          <w:color w:val="EE0000"/>
+        </w:rPr>
+        <w:t>1、</w:t>
+      </w:r>
+      <w:r>
+        <w:rPr>
+          <w:color w:val="EE0000"/>
+        </w:rPr>
+        <w:t>转为</w:t>
+      </w:r>
+      <w:r>
+        <w:rPr>
+          <w:rFonts w:hint="eastAsia"/>
+          <w:color w:val="EE0000"/>
+        </w:rPr>
+        <w:t>对新皇帝的</w:t>
+      </w:r>
+      <w:r>
+        <w:rPr>
+          <w:color w:val="EE0000"/>
+        </w:rPr>
+        <w:t>普通朝贡国</w:t>
+      </w:r>
+    </w:p>
+    <w:p>
+      <w:pPr>
+        <w:widowControl/>
+        <w:ind w:firstLineChars="200" w:firstLine="420"/>
+        <w:jc w:val="left"/>
+        <w:rPr>
+          <w:color w:val="EE0000"/>
+        </w:rPr>
+      </w:pPr>
+      <w:r>
+        <w:rPr>
+          <w:rFonts w:hint="eastAsia"/>
+          <w:color w:val="EE0000"/>
+        </w:rPr>
+        <w:t>2、</w:t>
+      </w:r>
+      <w:r>
+        <w:rPr>
+          <w:color w:val="EE0000"/>
+        </w:rPr>
+        <w:t>改奉新的中华帝国皇帝</w:t>
+      </w:r>
+    </w:p>
+    <w:p>
+      <w:pPr>
+        <w:widowControl/>
+        <w:ind w:firstLineChars="200" w:firstLine="420"/>
+        <w:jc w:val="left"/>
+        <w:rPr>
+          <w:color w:val="EE0000"/>
+        </w:rPr>
+      </w:pPr>
+      <w:r>
+        <w:rPr>
+          <w:rFonts w:hint="eastAsia"/>
+          <w:color w:val="EE0000"/>
+        </w:rPr>
+        <w:t>3、</w:t>
+      </w:r>
+      <w:r>
+        <w:rPr>
+          <w:color w:val="EE0000"/>
+        </w:rPr>
+        <w:t>宣布完全独立。</w:t>
+      </w:r>
+    </w:p>
+    <w:p>
+      <w:pPr>
+        <w:widowControl/>
+        <w:ind w:firstLineChars="200" w:firstLine="420"/>
+        <w:jc w:val="left"/>
+        <w:rPr>
+          <w:color w:val="EE0000"/>
+        </w:rPr>
+      </w:pPr>
+      <w:r>
+        <w:rPr>
+          <w:rFonts w:hint="eastAsia"/>
+          <w:color w:val="EE0000"/>
+        </w:rPr>
+        <w:t>边界设定：</w:t>
+      </w:r>
+    </w:p>
+    <w:p>
+      <w:pPr>
+        <w:widowControl/>
+        <w:ind w:left="420" w:firstLineChars="200" w:firstLine="420"/>
+        <w:jc w:val="left"/>
+        <w:rPr>
+          <w:color w:val="EE0000"/>
+        </w:rPr>
+      </w:pPr>
+      <w:r>
+        <w:rPr>
+          <w:rFonts w:hint="eastAsia"/>
+          <w:color w:val="EE0000"/>
+        </w:rPr>
+        <w:t>若不存在中华皇帝，则只会弹出宣布完全独立的选项；</w:t>
+      </w:r>
+    </w:p>
+    <w:p>
+      <w:pPr>
+        <w:widowControl/>
+        <w:ind w:left="420" w:firstLineChars="200" w:firstLine="420"/>
+        <w:jc w:val="left"/>
+        <w:rPr>
+          <w:color w:val="EE0000"/>
+        </w:rPr>
+      </w:pPr>
+      <w:r>
+        <w:rPr>
+          <w:rFonts w:hint="eastAsia"/>
+          <w:color w:val="EE0000"/>
+        </w:rPr>
+        <w:t>若选择第二个选项，新皇帝可以拒绝；</w:t>
+      </w:r>
+    </w:p>
+    <w:p>
+      <w:pPr>
+        <w:widowControl/>
+        <w:ind w:left="420" w:firstLineChars="200" w:firstLine="420"/>
+        <w:jc w:val="left"/>
+        <w:rPr>
+          <w:color w:val="EE0000"/>
+        </w:rPr>
+      </w:pPr>
+      <w:r>
+        <w:rPr>
+          <w:rFonts w:hint="eastAsia"/>
+          <w:color w:val="EE0000"/>
+        </w:rPr>
+        <w:t>若宣战第三个选项，新皇帝可以拒绝；</w:t>
+      </w:r>
+    </w:p>
+    <w:p>
+      <w:pPr>
+        <w:widowControl/>
+        <w:ind w:left="420" w:firstLineChars="200" w:firstLine="420"/>
+        <w:jc w:val="left"/>
+        <w:rPr>
+          <w:color w:val="EE0000"/>
+        </w:rPr>
+      </w:pPr>
+      <w:r>
+        <w:rPr>
+          <w:rFonts w:hint="eastAsia"/>
+          <w:color w:val="EE0000"/>
+        </w:rPr>
+        <w:t>玩家可自主选择；AI会通过对比自己和新皇帝的实力来选择，AI与皇帝差距过大</w:t>
+      </w:r>
+    </w:p>
+    <w:p>
+      <w:pPr>
+        <w:widowControl/>
+        <w:ind w:left="420" w:firstLineChars="200" w:firstLine="420"/>
+        <w:jc w:val="left"/>
+        <w:rPr>
+          <w:color w:val="EE0000"/>
+        </w:rPr>
+      </w:pPr>
+      <w:r>
+        <w:rPr>
+          <w:rFonts w:hint="eastAsia"/>
+          <w:color w:val="EE0000"/>
+        </w:rPr>
+        <w:t>会倾向于选1，AI与皇帝双方关系&gt;=50且实力差距不大则倾向于选2，AI与皇帝</w:t>
+      </w:r>
+    </w:p>
+    <w:p>
+      <w:pPr>
+        <w:widowControl/>
+        <w:ind w:left="420" w:firstLineChars="200" w:firstLine="420"/>
+        <w:jc w:val="left"/>
+        <w:rPr>
+          <w:color w:val="EE0000"/>
+        </w:rPr>
+      </w:pPr>
+      <w:r>
+        <w:rPr>
+          <w:rFonts w:hint="eastAsia"/>
+          <w:color w:val="EE0000"/>
+        </w:rPr>
+        <w:t>关系&lt;50且差距不大则倾向于选3，AI与皇帝关系&lt;180且皇帝占有AI核心省份</w:t>
+      </w:r>
+    </w:p>
+    <w:p>
+      <w:pPr>
+        <w:widowControl/>
+        <w:ind w:left="420" w:firstLineChars="200" w:firstLine="420"/>
+        <w:jc w:val="left"/>
+        <w:rPr>
+          <w:color w:val="EE0000"/>
+        </w:rPr>
+      </w:pPr>
+      <w:r>
+        <w:rPr>
+          <w:rFonts w:hint="eastAsia"/>
+          <w:color w:val="EE0000"/>
+        </w:rPr>
+        <w:t>则不考虑实力直接选3；</w:t>
+      </w:r>
+    </w:p>
+    <w:p>
+      <w:pPr>
+        <w:widowControl/>
+        <w:ind w:left="420" w:firstLineChars="200" w:firstLine="420"/>
+        <w:jc w:val="left"/>
+        <w:rPr>
+          <w:rFonts w:hint="eastAsia"/>
+          <w:color w:val="EE0000"/>
+        </w:rPr>
+      </w:pPr>
+      <w:r>
+        <w:rPr>
+          <w:rFonts w:hint="eastAsia"/>
+          <w:color w:val="EE0000"/>
+        </w:rPr>
+        <w:t>该事件当且仅当原宗主国失去天命时触发；</w:t>
+      </w:r>
+    </w:p>
+    <w:p>
+      <w:pPr>
+        <w:widowControl/>
+        <w:jc w:val="left"/>
+      </w:pPr>
+      <w:r>
+        <w:rPr>
+          <w:rFonts w:hint="eastAsia"/>
+        </w:rPr>
+        <w:t xml:space="preserve">  额外说明</w:t>
+      </w:r>
+    </w:p>
+    <w:p>
+      <w:pPr>
+        <w:widowControl/>
+        <w:jc w:val="left"/>
+      </w:pPr>
+      <w:r>
+        <w:tab/>
+      </w:r>
+      <w:proofErr w:type="gramStart"/>
+      <w:r>
         <w:t>奉贡藩国</w:t>
       </w:r>
-      <w:r>
-        <w:rPr>
-          <w:rFonts w:hint="eastAsia"/>
-          <w:color w:val="EE0000"/>
-        </w:rPr>
-        <w:t>10人情</w:t>
-      </w:r>
-    </w:p>
-    <w:p>
-      <w:pPr>
-        <w:widowControl/>
-        <w:jc w:val="left"/>
-        <w:rPr>
-          <w:rFonts w:hint="eastAsia"/>
-        </w:rPr>
-      </w:pPr>
-      <w:r>
-        <w:t> </w:t>
-      </w:r>
-      <w:r>
-        <w:t> </w:t>
-      </w:r>
-      <w:r>
-        <w:t>召集参加进攻战争消耗20点属国对宗主国的好感</w:t>
-      </w:r>
-      <w:r>
-        <w:rPr>
-          <w:rFonts w:hint="eastAsia"/>
-        </w:rPr>
-        <w:t>，</w:t>
-      </w:r>
-      <w:r>
-        <w:rPr>
-          <w:rFonts w:hint="eastAsia"/>
-          <w:color w:val="EE0000"/>
-        </w:rPr>
-        <w:t>并增加1</w:t>
-      </w:r>
-      <w:r>
-        <w:rPr>
-          <w:rFonts w:hint="eastAsia"/>
-          <w:color w:val="EE0000"/>
-        </w:rPr>
-        <w:t>5</w:t>
-      </w:r>
-      <w:r>
-        <w:rPr>
-          <w:rFonts w:hint="eastAsia"/>
-          <w:color w:val="EE0000"/>
-        </w:rPr>
-        <w:t>%独立倾向</w:t>
-      </w:r>
-      <w:r>
-        <w:rPr>
-          <w:rFonts w:hint="eastAsia"/>
-          <w:color w:val="EE0000"/>
-        </w:rPr>
-        <w:t>（持续15年，每年-1%</w:t>
-      </w:r>
-      <w:r>
-        <w:rPr>
-          <w:rFonts w:hint="eastAsia"/>
-          <w:color w:val="EE0000"/>
-        </w:rPr>
-        <w:t>？</w:t>
-      </w:r>
-      <w:r>
-        <w:rPr>
-          <w:rFonts w:hint="eastAsia"/>
-          <w:color w:val="EE0000"/>
-        </w:rPr>
-        <w:t>）</w:t>
+      <w:proofErr w:type="gramEnd"/>
+      <w:r>
+        <w:t>自行发动战争时，</w:t>
+      </w:r>
+      <w:proofErr w:type="gramStart"/>
+      <w:r>
+        <w:t>所得领土</w:t>
+      </w:r>
+      <w:proofErr w:type="gramEnd"/>
+      <w:r>
+        <w:t>由其自行处置；参加宗主国战争时不保证获得占</w:t>
+      </w:r>
+    </w:p>
+    <w:p>
+      <w:pPr>
+        <w:widowControl/>
+        <w:ind w:firstLineChars="200" w:firstLine="420"/>
+        <w:jc w:val="left"/>
+      </w:pPr>
+      <w:r>
+        <w:t>领土地。</w:t>
+      </w:r>
+    </w:p>
+    <w:p>
+      <w:pPr>
+        <w:widowControl/>
+        <w:ind w:firstLineChars="200" w:firstLine="420"/>
+        <w:jc w:val="left"/>
+      </w:pPr>
+      <w:proofErr w:type="gramStart"/>
+      <w:r>
+        <w:rPr>
+          <w:rFonts w:hint="eastAsia"/>
+        </w:rPr>
+        <w:t>奉贡藩国</w:t>
+      </w:r>
+      <w:proofErr w:type="gramEnd"/>
+      <w:r>
+        <w:rPr>
+          <w:rFonts w:hint="eastAsia"/>
+        </w:rPr>
+        <w:t>的领土</w:t>
+      </w:r>
+      <w:r>
+        <w:rPr>
+          <w:rFonts w:hint="eastAsia"/>
+        </w:rPr>
+        <w:t>视为皇帝的一部分，皇帝可以</w:t>
+      </w:r>
+      <w:proofErr w:type="gramStart"/>
+      <w:r>
+        <w:rPr>
+          <w:rFonts w:hint="eastAsia"/>
+        </w:rPr>
+        <w:t>给奉贡藩国</w:t>
+      </w:r>
+      <w:proofErr w:type="gramEnd"/>
+      <w:r>
+        <w:rPr>
+          <w:rFonts w:hint="eastAsia"/>
+        </w:rPr>
+        <w:t>的领地分配点数，也可以建</w:t>
+      </w:r>
+    </w:p>
+    <w:p>
+      <w:pPr>
+        <w:widowControl/>
+        <w:ind w:firstLineChars="200" w:firstLine="420"/>
+        <w:jc w:val="left"/>
+      </w:pPr>
+      <w:r>
+        <w:rPr>
+          <w:rFonts w:hint="eastAsia"/>
+        </w:rPr>
+        <w:t>造建筑或升级港口，但不得烧地或者拆除建筑/港口；</w:t>
+      </w:r>
+    </w:p>
+    <w:p>
+      <w:pPr>
+        <w:widowControl/>
+        <w:ind w:firstLineChars="200" w:firstLine="420"/>
+        <w:jc w:val="left"/>
+      </w:pPr>
+      <w:r>
+        <w:rPr>
+          <w:rFonts w:hint="eastAsia"/>
+        </w:rPr>
+        <w:t>目前天命界面会显示皇帝未控制广州导致天命增长有debuff，那么</w:t>
+      </w:r>
+      <w:proofErr w:type="gramStart"/>
+      <w:r>
+        <w:rPr>
+          <w:rFonts w:hint="eastAsia"/>
+        </w:rPr>
+        <w:t>将奉贡藩国</w:t>
+      </w:r>
+      <w:proofErr w:type="gramEnd"/>
+      <w:r>
+        <w:rPr>
+          <w:rFonts w:hint="eastAsia"/>
+        </w:rPr>
+        <w:t>的领土</w:t>
+      </w:r>
+    </w:p>
+    <w:p>
+      <w:pPr>
+        <w:widowControl/>
+        <w:ind w:firstLineChars="200" w:firstLine="420"/>
+        <w:jc w:val="left"/>
+      </w:pPr>
+      <w:r>
+        <w:rPr>
+          <w:rFonts w:hint="eastAsia"/>
+        </w:rPr>
+        <w:t>视为皇帝的一部分的话，该debuff应该会消失，且能正常完成一些需要领土的任务，</w:t>
+      </w:r>
+    </w:p>
+    <w:p>
+      <w:pPr>
+        <w:widowControl/>
+        <w:ind w:firstLineChars="200" w:firstLine="420"/>
+        <w:jc w:val="left"/>
+      </w:pPr>
+      <w:r>
+        <w:rPr>
+          <w:rFonts w:hint="eastAsia"/>
+        </w:rPr>
+        <w:t>例如任务要求广州的贸易中心为3级，那么宗主国可以通过</w:t>
+      </w:r>
+      <w:proofErr w:type="gramStart"/>
+      <w:r>
+        <w:rPr>
+          <w:rFonts w:hint="eastAsia"/>
+        </w:rPr>
+        <w:t>升级奉贡藩国</w:t>
+      </w:r>
+      <w:proofErr w:type="gramEnd"/>
+      <w:r>
+        <w:rPr>
+          <w:rFonts w:hint="eastAsia"/>
+        </w:rPr>
+        <w:t>的贸易中心</w:t>
+      </w:r>
+    </w:p>
+    <w:p>
+      <w:pPr>
+        <w:widowControl/>
+        <w:ind w:firstLineChars="200" w:firstLine="420"/>
+        <w:jc w:val="left"/>
+      </w:pPr>
+      <w:r>
+        <w:rPr>
+          <w:rFonts w:hint="eastAsia"/>
+        </w:rPr>
+        <w:t>来完成任务</w:t>
+      </w:r>
+      <w:r>
+        <w:rPr>
+          <w:rFonts w:hint="eastAsia"/>
+        </w:rPr>
+        <w:t>，或者是</w:t>
+      </w:r>
+      <w:proofErr w:type="gramStart"/>
+      <w:r>
+        <w:rPr>
+          <w:rFonts w:hint="eastAsia"/>
+        </w:rPr>
+        <w:t>“</w:t>
+      </w:r>
+      <w:proofErr w:type="gramEnd"/>
+      <w:r>
+        <w:rPr>
+          <w:rFonts w:hint="eastAsia"/>
+        </w:rPr>
+        <w:t>需要3个位于广东的省份</w:t>
+      </w:r>
+      <w:proofErr w:type="gramStart"/>
+      <w:r>
+        <w:rPr>
+          <w:rFonts w:hint="eastAsia"/>
+        </w:rPr>
+        <w:t>“</w:t>
+      </w:r>
+      <w:proofErr w:type="gramEnd"/>
+      <w:r>
+        <w:rPr>
+          <w:rFonts w:hint="eastAsia"/>
+        </w:rPr>
+        <w:t>，那么该任务也能完成</w:t>
+      </w:r>
+      <w:r>
+        <w:rPr>
+          <w:rFonts w:hint="eastAsia"/>
+        </w:rPr>
+        <w:t>，或者是“需要</w:t>
+      </w:r>
+    </w:p>
+    <w:p>
+      <w:pPr>
+        <w:widowControl/>
+        <w:ind w:firstLineChars="200" w:firstLine="420"/>
+        <w:jc w:val="left"/>
+      </w:pPr>
+      <w:r>
+        <w:rPr>
+          <w:rFonts w:hint="eastAsia"/>
+        </w:rPr>
+        <w:t>广州为核心省份”，那么尽管广州目前被广东控制，明依旧能完成任务</w:t>
       </w:r>
       <w:r>
         <w:rPr>
@@ -2521,428 +5389,16 @@
         </w:rPr>
         <w:t>；</w:t>
       </w:r>
-      <w:r>
-        <w:t>召集参加防御战争消耗10点好感</w:t>
-      </w:r>
-      <w:r>
-        <w:rPr>
-          <w:rFonts w:hint="eastAsia"/>
-        </w:rPr>
-        <w:t>，</w:t>
-      </w:r>
-      <w:r>
-        <w:rPr>
-          <w:rFonts w:hint="eastAsia"/>
-          <w:color w:val="EE0000"/>
-        </w:rPr>
-        <w:t>并增加</w:t>
-      </w:r>
-      <w:r>
-        <w:rPr>
-          <w:rFonts w:hint="eastAsia"/>
-          <w:color w:val="EE0000"/>
-        </w:rPr>
-        <w:t>10</w:t>
-      </w:r>
-      <w:r>
-        <w:rPr>
-          <w:rFonts w:hint="eastAsia"/>
-          <w:color w:val="EE0000"/>
-        </w:rPr>
-        <w:t>%独立倾向</w:t>
-      </w:r>
-      <w:r>
-        <w:rPr>
-          <w:rFonts w:hint="eastAsia"/>
-          <w:color w:val="EE0000"/>
-        </w:rPr>
-        <w:t>（持续10年，每年-1%</w:t>
-      </w:r>
-      <w:r>
-        <w:rPr>
-          <w:rFonts w:hint="eastAsia"/>
-          <w:color w:val="EE0000"/>
-        </w:rPr>
-        <w:t>？</w:t>
-      </w:r>
-      <w:r>
-        <w:rPr>
-          <w:rFonts w:hint="eastAsia"/>
-          <w:color w:val="EE0000"/>
-        </w:rPr>
-        <w:t>）</w:t>
-      </w:r>
-      <w:r>
-        <w:t>。</w:t>
-      </w:r>
-    </w:p>
-    <w:p>
-      <w:pPr>
-        <w:widowControl/>
-        <w:jc w:val="left"/>
-        <w:rPr>
-          <w:rFonts w:hint="eastAsia"/>
-        </w:rPr>
-      </w:pPr>
-      <w:r>
-        <w:t> </w:t>
-      </w:r>
-      <w:r>
-        <w:t> </w:t>
-      </w:r>
-      <w:r>
-        <w:t>宗主国必须保护奉贡藩国；奉贡藩国遭受外敌进攻时，宗主国应当参战。</w:t>
-      </w:r>
-    </w:p>
-    <w:p>
-      <w:pPr>
-        <w:widowControl/>
-        <w:jc w:val="left"/>
-        <w:rPr>
-          <w:rFonts w:hint="eastAsia"/>
-        </w:rPr>
-      </w:pPr>
-      <w:r>
-        <w:tab/>
-      </w:r>
-      <w:r>
-        <w:rPr>
-          <w:rFonts w:hint="eastAsia"/>
-          <w:color w:val="EE0000"/>
-        </w:rPr>
-        <w:t>宗主国可以主动介入奉贡藩国的战争，并成为战争盟主。</w:t>
-      </w:r>
-    </w:p>
-    <w:p>
-      <w:pPr>
-        <w:widowControl/>
-        <w:jc w:val="left"/>
-        <w:rPr>
-          <w:rFonts w:hint="eastAsia"/>
-        </w:rPr>
-      </w:pPr>
-      <w:r>
-        <w:t> </w:t>
-      </w:r>
-      <w:r>
-        <w:t>自治保障</w:t>
-      </w:r>
-    </w:p>
-    <w:p>
-      <w:pPr>
-        <w:widowControl/>
-        <w:jc w:val="left"/>
-        <w:rPr>
-          <w:rFonts w:hint="eastAsia"/>
-        </w:rPr>
-      </w:pPr>
-      <w:r>
-        <w:t> </w:t>
-      </w:r>
-      <w:r>
-        <w:t> </w:t>
-      </w:r>
-      <w:r>
-        <w:t>宗主国不能通过普通外交手段吞并或整合奉贡藩国。</w:t>
-      </w:r>
-    </w:p>
-    <w:p>
-      <w:pPr>
-        <w:widowControl/>
-        <w:jc w:val="left"/>
-        <w:rPr>
-          <w:rFonts w:hint="eastAsia"/>
-        </w:rPr>
-      </w:pPr>
-      <w:r>
-        <w:t> </w:t>
-      </w:r>
-      <w:r>
-        <w:t> </w:t>
-      </w:r>
-      <w:r>
-        <w:t>宗主国不能强制改变奉贡藩国的宗教、主要文化或统治王朝，也不能无偿夺取其领土或强制转移贸易。</w:t>
-      </w:r>
-    </w:p>
-    <w:p>
-      <w:pPr>
-        <w:widowControl/>
-        <w:jc w:val="left"/>
-        <w:rPr>
-          <w:rFonts w:hint="eastAsia"/>
-        </w:rPr>
-      </w:pPr>
-      <w:r>
-        <w:t> </w:t>
-      </w:r>
-      <w:r>
-        <w:t> </w:t>
-      </w:r>
-      <w:r>
-        <w:t>宗主国与奉贡藩国互相拥有军事通行权，</w:t>
-      </w:r>
-      <w:r>
-        <w:rPr>
-          <w:color w:val="EE0000"/>
-        </w:rPr>
-        <w:t>宗主国</w:t>
-      </w:r>
-      <w:r>
-        <w:rPr>
-          <w:rFonts w:hint="eastAsia"/>
-          <w:color w:val="EE0000"/>
-        </w:rPr>
-        <w:t>和</w:t>
-      </w:r>
-      <w:r>
-        <w:rPr>
-          <w:color w:val="EE0000"/>
-        </w:rPr>
-        <w:t>奉贡藩国</w:t>
-      </w:r>
-      <w:r>
-        <w:rPr>
-          <w:rFonts w:hint="eastAsia"/>
-          <w:color w:val="EE0000"/>
-        </w:rPr>
-        <w:t>可以相互使用</w:t>
-      </w:r>
-      <w:r>
-        <w:rPr>
-          <w:color w:val="EE0000"/>
-        </w:rPr>
-        <w:t>港口</w:t>
-      </w:r>
-      <w:r>
-        <w:rPr>
-          <w:rFonts w:hint="eastAsia"/>
-          <w:color w:val="EE0000"/>
-        </w:rPr>
-        <w:t>（？）</w:t>
-      </w:r>
-      <w:r>
-        <w:t>。</w:t>
-      </w:r>
-    </w:p>
-    <w:p>
-      <w:pPr>
-        <w:widowControl/>
-        <w:jc w:val="left"/>
-        <w:rPr>
-          <w:rFonts w:hint="eastAsia"/>
-        </w:rPr>
-      </w:pPr>
-      <w:r>
-        <w:t> </w:t>
-      </w:r>
-      <w:r>
-        <w:t>独立倾向与国家等级</w:t>
-      </w:r>
-    </w:p>
-    <w:p>
-      <w:pPr>
-        <w:widowControl/>
-        <w:jc w:val="left"/>
-        <w:rPr>
-          <w:rFonts w:hint="eastAsia"/>
-        </w:rPr>
-      </w:pPr>
-      <w:r>
-        <w:lastRenderedPageBreak/>
-        <w:t> </w:t>
-      </w:r>
-      <w:r>
-        <w:t> </w:t>
-      </w:r>
-      <w:r>
-        <w:t>奉贡藩国拥有10%的基础独立倾向，并可以发动独立战争。</w:t>
-      </w:r>
-    </w:p>
-    <w:p>
-      <w:pPr>
-        <w:widowControl/>
-        <w:jc w:val="left"/>
-        <w:rPr>
-          <w:rFonts w:hint="eastAsia"/>
-        </w:rPr>
-      </w:pPr>
-      <w:r>
-        <w:t> </w:t>
-      </w:r>
-      <w:r>
-        <w:t> </w:t>
-      </w:r>
-      <w:r>
-        <w:t>奉贡藩国最高只能维持王国等级，在仍受册封期间不能提升为帝国。</w:t>
-      </w:r>
-    </w:p>
-    <w:p>
-      <w:pPr>
-        <w:widowControl/>
-        <w:jc w:val="left"/>
-        <w:rPr>
-          <w:rFonts w:hint="eastAsia"/>
-        </w:rPr>
-      </w:pPr>
-      <w:r>
-        <w:t> </w:t>
-      </w:r>
-      <w:r>
-        <w:t>关系变化</w:t>
-      </w:r>
-    </w:p>
-    <w:p>
-      <w:pPr>
-        <w:widowControl/>
-        <w:jc w:val="left"/>
-        <w:rPr>
-          <w:rFonts w:hint="eastAsia"/>
-        </w:rPr>
-      </w:pPr>
-      <w:r>
-        <w:t> </w:t>
-      </w:r>
-      <w:r>
-        <w:t> </w:t>
-      </w:r>
-      <w:r>
-        <w:t>宗主国失去天命后，奉贡藩国</w:t>
-      </w:r>
-      <w:r>
-        <w:rPr>
-          <w:rFonts w:hint="eastAsia"/>
-        </w:rPr>
-        <w:t>弹出事件，</w:t>
-      </w:r>
-      <w:r>
-        <w:t>可以选择</w:t>
-      </w:r>
-      <w:r>
-        <w:rPr>
-          <w:rFonts w:hint="eastAsia"/>
-        </w:rPr>
-        <w:t>三个选项：1、</w:t>
-      </w:r>
-      <w:r>
-        <w:t>转为普通朝贡国</w:t>
-      </w:r>
-      <w:r>
-        <w:rPr>
-          <w:rFonts w:hint="eastAsia"/>
-        </w:rPr>
-        <w:t>2、</w:t>
-      </w:r>
-      <w:r>
-        <w:t>改奉新的中华帝国皇帝</w:t>
-      </w:r>
-      <w:r>
-        <w:rPr>
-          <w:rFonts w:hint="eastAsia"/>
-        </w:rPr>
-        <w:t>3、</w:t>
-      </w:r>
-      <w:r>
-        <w:t>宣布完全独立。</w:t>
-      </w:r>
-    </w:p>
-    <w:p>
-      <w:pPr>
-        <w:widowControl/>
-        <w:jc w:val="left"/>
-        <w:rPr>
-          <w:rFonts w:hint="eastAsia"/>
-        </w:rPr>
-      </w:pPr>
-      <w:r>
-        <w:t> </w:t>
-      </w:r>
-      <w:r>
-        <w:t> </w:t>
-      </w:r>
-      <w:r>
-        <w:rPr>
-          <w:color w:val="EE0000"/>
-        </w:rPr>
-        <w:t>奉贡藩国将首都迁至中华大区以外时，宗主国可以要求其在五年内迁回</w:t>
-      </w:r>
-      <w:r>
-        <w:rPr>
-          <w:rFonts w:hint="eastAsia"/>
-          <w:color w:val="EE0000"/>
-        </w:rPr>
-        <w:t>（事件链？）</w:t>
-      </w:r>
-      <w:r>
-        <w:rPr>
-          <w:color w:val="EE0000"/>
-        </w:rPr>
-        <w:t>。逾期仍未迁回的</w:t>
-      </w:r>
-      <w:r>
-        <w:rPr>
-          <w:rFonts w:hint="eastAsia"/>
-          <w:color w:val="EE0000"/>
-        </w:rPr>
-        <w:t>：1、</w:t>
-      </w:r>
-      <w:r>
-        <w:rPr>
-          <w:color w:val="EE0000"/>
-        </w:rPr>
-        <w:t>奉贡关系</w:t>
-      </w:r>
-      <w:r>
-        <w:rPr>
-          <w:rFonts w:hint="eastAsia"/>
-          <w:color w:val="EE0000"/>
-        </w:rPr>
-        <w:t>自动</w:t>
-      </w:r>
-      <w:r>
-        <w:rPr>
-          <w:color w:val="EE0000"/>
-        </w:rPr>
-        <w:t>解除</w:t>
-      </w:r>
-      <w:r>
-        <w:rPr>
-          <w:rFonts w:hint="eastAsia"/>
-          <w:color w:val="EE0000"/>
-        </w:rPr>
-        <w:t>，宗主与藩国之间不产生停战；2、</w:t>
-      </w:r>
-      <w:r>
-        <w:rPr>
-          <w:color w:val="EE0000"/>
-        </w:rPr>
-        <w:t>宗主国获得该国当前拥有且位于中华大区内的全部省份核心</w:t>
-      </w:r>
-      <w:r>
-        <w:rPr>
-          <w:rFonts w:hint="eastAsia"/>
-          <w:color w:val="EE0000"/>
-        </w:rPr>
-        <w:t>；3、</w:t>
-      </w:r>
-      <w:r>
-        <w:rPr>
-          <w:color w:val="EE0000"/>
-        </w:rPr>
-        <w:t>取得“讨伐违制藩国”宣战借口。该宣战借口不会造成宣战稳定度损失，收回相关核心不消耗外交点且不产生过度扩张，相关省份的战争分数花费大幅降低</w:t>
-      </w:r>
-      <w:r>
-        <w:rPr>
-          <w:rFonts w:hint="eastAsia"/>
-          <w:color w:val="EE0000"/>
-        </w:rPr>
-        <w:t>（-90%）</w:t>
-      </w:r>
-      <w:r>
-        <w:rPr>
-          <w:color w:val="EE0000"/>
-        </w:rPr>
-        <w:t>，但和谈内容仅限于收回中华核心、索取赔款及解除外交关系。</w:t>
-      </w:r>
+    </w:p>
+    <w:p>
+      <w:pPr>
+        <w:widowControl/>
+        <w:ind w:firstLineChars="200" w:firstLine="420"/>
+        <w:jc w:val="left"/>
+        <w:rPr>
+          <w:rFonts w:hint="eastAsia"/>
+        </w:rPr>
+      </w:pPr>
     </w:p>
     <w:p>
       <w:pPr>
@@ -3359,7 +5815,7 @@
   <w:style w:type="paragraph" w:default="1" w:styleId="a">
     <w:name w:val="Normal"/>
     <w:qFormat/>
-    <w:rsid w:val="0067265A"/>
+    <w:rsid w:val="005B7DAB"/>
     <w:pPr>
       <w:widowControl w:val="0"/>
       <w:jc w:val="both"/>
@@ -3567,7 +6023,6 @@
   <w:style w:type="character" w:default="1" w:styleId="a0">
     <w:name w:val="Default Paragraph Font"/>
     <w:uiPriority w:val="1"/>
-    <w:semiHidden/>
     <w:unhideWhenUsed/>
   </w:style>
   <w:style w:type="table" w:default="1" w:styleId="a1">
@@ -3899,6 +6354,27 @@
       <w:szCs w:val="24"/>
     </w:rPr>
   </w:style>
+  <w:style w:type="paragraph" w:styleId="af">
+    <w:name w:val="Date"/>
+    <w:basedOn w:val="a"/>
+    <w:next w:val="a"/>
+    <w:link w:val="af0"/>
+    <w:uiPriority w:val="99"/>
+    <w:semiHidden/>
+    <w:unhideWhenUsed/>
+    <w:rsid w:val="00D35B87"/>
+    <w:pPr>
+      <w:ind w:leftChars="2500" w:left="100"/>
+    </w:pPr>
+  </w:style>
+  <w:style w:type="character" w:customStyle="1" w:styleId="af0">
+    <w:name w:val="日期 字符"/>
+    <w:basedOn w:val="a0"/>
+    <w:link w:val="af"/>
+    <w:uiPriority w:val="99"/>
+    <w:semiHidden/>
+    <w:rsid w:val="00D35B87"/>
+  </w:style>
 </w:styles>
 </file>
 
